--- a/report_template/template_main/gLS5_CustomEdition_SDZL_v2.1.0.docx
+++ b/report_template/template_main/gLS5_CustomEdition_SDZL_v2.1.0.docx
@@ -391,6 +391,7 @@
               <w:t>{{</w:t>
             </w:r>
             <w:proofErr w:type="spellStart"/>
+            <w:proofErr w:type="gramStart"/>
             <w:r>
               <w:rPr>
                 <w:rFonts w:ascii="Arial" w:hAnsi="Arial" w:cs="Arial"/>
@@ -399,7 +400,18 @@
                 <w:sz w:val="23"/>
                 <w:szCs w:val="23"/>
               </w:rPr>
-              <w:t>sample.patient_name</w:t>
+              <w:t>sample.patient</w:t>
+            </w:r>
+            <w:proofErr w:type="gramEnd"/>
+            <w:r>
+              <w:rPr>
+                <w:rFonts w:ascii="Arial" w:hAnsi="Arial" w:cs="Arial"/>
+                <w:snapToGrid w:val="0"/>
+                <w:color w:val="000000"/>
+                <w:sz w:val="23"/>
+                <w:szCs w:val="23"/>
+              </w:rPr>
+              <w:t>_name</w:t>
             </w:r>
             <w:proofErr w:type="spellEnd"/>
             <w:r>
@@ -500,6 +512,7 @@
               <w:t>{{</w:t>
             </w:r>
             <w:proofErr w:type="spellStart"/>
+            <w:proofErr w:type="gramStart"/>
             <w:r>
               <w:rPr>
                 <w:rFonts w:ascii="Arial" w:hAnsi="Arial" w:cs="Arial"/>
@@ -511,6 +524,7 @@
               <w:t>sample.gender</w:t>
             </w:r>
             <w:proofErr w:type="spellEnd"/>
+            <w:proofErr w:type="gramEnd"/>
             <w:r>
               <w:rPr>
                 <w:rFonts w:ascii="Arial" w:hAnsi="Arial" w:cs="Arial"/>
@@ -3566,7 +3580,7 @@
               </wp:anchor>
             </w:drawing>
           </mc:Choice>
-          <mc:Fallback xmlns:w16du="http://schemas.microsoft.com/office/word/2023/wordml/word16du" xmlns:oel="http://schemas.microsoft.com/office/2019/extlst">
+          <mc:Fallback xmlns:oel="http://schemas.microsoft.com/office/2019/extlst" xmlns:w16du="http://schemas.microsoft.com/office/word/2023/wordml/word16du">
             <w:pict>
               <v:line w14:anchorId="0F5E6ED6" id="直接连接符 2" o:spid="_x0000_s1026" style="position:absolute;left:0;text-align:left;z-index:251659264;visibility:visible;mso-wrap-style:square;mso-wrap-distance-left:9pt;mso-wrap-distance-top:0;mso-wrap-distance-right:9pt;mso-wrap-distance-bottom:0;mso-position-horizontal:absolute;mso-position-horizontal-relative:margin;mso-position-vertical:absolute;mso-position-vertical-relative:text" from="0,0" to="496.4pt,0" o:gfxdata="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" strokecolor="windowText" strokeweight=".5pt">
                 <w10:wrap anchorx="margin"/>
@@ -3683,7 +3697,21 @@
               <w:rPr>
                 <w:rFonts w:ascii="Arial" w:hAnsi="Arial" w:cs="Arial"/>
               </w:rPr>
-              <w:t xml:space="preserve">{%p if qc.dna_data_qc.cleandata_q30_num &gt;= 0.75 and </w:t>
+              <w:t>{%p if qc.dna_data_</w:t>
+            </w:r>
+            <w:proofErr w:type="gramStart"/>
+            <w:r>
+              <w:rPr>
+                <w:rFonts w:ascii="Arial" w:hAnsi="Arial" w:cs="Arial"/>
+              </w:rPr>
+              <w:t>qc.cleandata</w:t>
+            </w:r>
+            <w:proofErr w:type="gramEnd"/>
+            <w:r>
+              <w:rPr>
+                <w:rFonts w:ascii="Arial" w:hAnsi="Arial" w:cs="Arial"/>
+              </w:rPr>
+              <w:t xml:space="preserve">_q30_num &gt;= 0.75 and </w:t>
             </w:r>
             <w:proofErr w:type="spellStart"/>
             <w:r>
@@ -3762,7 +3790,21 @@
               <w:rPr>
                 <w:rFonts w:ascii="Arial" w:hAnsi="Arial" w:cs="Arial"/>
               </w:rPr>
-              <w:t>lib_quality_control.lib_dna_qc.library_qty</w:t>
+              <w:t>lib_quality_control.lib_dna_</w:t>
+            </w:r>
+            <w:proofErr w:type="gramStart"/>
+            <w:r>
+              <w:rPr>
+                <w:rFonts w:ascii="Arial" w:hAnsi="Arial" w:cs="Arial"/>
+              </w:rPr>
+              <w:t>qc.library</w:t>
+            </w:r>
+            <w:proofErr w:type="gramEnd"/>
+            <w:r>
+              <w:rPr>
+                <w:rFonts w:ascii="Arial" w:hAnsi="Arial" w:cs="Arial"/>
+              </w:rPr>
+              <w:t>_qty</w:t>
             </w:r>
             <w:proofErr w:type="spellEnd"/>
             <w:r>
@@ -3869,7 +3911,21 @@
               <w:rPr>
                 <w:rFonts w:ascii="Arial" w:hAnsi="Arial" w:cs="Arial" w:hint="eastAsia"/>
               </w:rPr>
-              <w:t>合格（质控项有缺失，请补齐数据后自行评估）</w:t>
+              <w:t>合格（</w:t>
+            </w:r>
+            <w:proofErr w:type="gramStart"/>
+            <w:r>
+              <w:rPr>
+                <w:rFonts w:ascii="Arial" w:hAnsi="Arial" w:cs="Arial" w:hint="eastAsia"/>
+              </w:rPr>
+              <w:t>质控项有</w:t>
+            </w:r>
+            <w:proofErr w:type="gramEnd"/>
+            <w:r>
+              <w:rPr>
+                <w:rFonts w:ascii="Arial" w:hAnsi="Arial" w:cs="Arial" w:hint="eastAsia"/>
+              </w:rPr>
+              <w:t>缺失，请补齐数据后自行评估）</w:t>
             </w:r>
           </w:p>
           <w:p>
@@ -3992,7 +4048,21 @@
               <w:rPr>
                 <w:rFonts w:ascii="Arial" w:hAnsi="Arial" w:cs="Arial"/>
               </w:rPr>
-              <w:t>var.var_germline.level_5 + var.germline_cnv.level_5 + var.var_germline.level_4 + var.germline_cnv.level_4 + var.var_germline.level_3 + var.germline_cnv.level_3</w:t>
+              <w:t>var.var_</w:t>
+            </w:r>
+            <w:proofErr w:type="gramStart"/>
+            <w:r>
+              <w:rPr>
+                <w:rFonts w:ascii="Arial" w:hAnsi="Arial" w:cs="Arial"/>
+              </w:rPr>
+              <w:t>germline.level</w:t>
+            </w:r>
+            <w:proofErr w:type="gramEnd"/>
+            <w:r>
+              <w:rPr>
+                <w:rFonts w:ascii="Arial" w:hAnsi="Arial" w:cs="Arial"/>
+              </w:rPr>
+              <w:t>_5 + var.germline_cnv.level_5 + var.var_germline.level_4 + var.germline_cnv.level_4 + var.var_germline.level_3 + var.germline_cnv.level_3</w:t>
             </w:r>
             <w:r>
               <w:rPr>
@@ -4040,11 +4110,19 @@
               </w:rPr>
               <w:t>)|count}}</w:t>
             </w:r>
+            <w:proofErr w:type="gramStart"/>
             <w:r>
               <w:rPr>
                 <w:rFonts w:ascii="Arial" w:hAnsi="Arial" w:cs="Arial"/>
               </w:rPr>
-              <w:t>个基因变异，其中致病性或疑似致病性的胚系变异有</w:t>
+              <w:t>个</w:t>
+            </w:r>
+            <w:proofErr w:type="gramEnd"/>
+            <w:r>
+              <w:rPr>
+                <w:rFonts w:ascii="Arial" w:hAnsi="Arial" w:cs="Arial"/>
+              </w:rPr>
+              <w:t>基因变异，其中致病性或疑似致病性的胚系变异有</w:t>
             </w:r>
             <w:r>
               <w:rPr>
@@ -4150,7 +4228,27 @@
                 <w:sz w:val="23"/>
                 <w:szCs w:val="23"/>
               </w:rPr>
-              <w:t>{%tr for gene in [“EPCAM”, “MLH1”, “MSH2”, “MSH6”, “PMS2”]%}</w:t>
+              <w:t>{%tr for gene in [“EPCAM”, “MLH1”, “MSH2”, “MSH6”, “PMS2</w:t>
+            </w:r>
+            <w:proofErr w:type="gramStart"/>
+            <w:r>
+              <w:rPr>
+                <w:rFonts w:ascii="Arial" w:hAnsi="Arial" w:cs="Arial"/>
+                <w:spacing w:val="6"/>
+                <w:sz w:val="23"/>
+                <w:szCs w:val="23"/>
+              </w:rPr>
+              <w:t>”]%</w:t>
+            </w:r>
+            <w:proofErr w:type="gramEnd"/>
+            <w:r>
+              <w:rPr>
+                <w:rFonts w:ascii="Arial" w:hAnsi="Arial" w:cs="Arial"/>
+                <w:spacing w:val="6"/>
+                <w:sz w:val="23"/>
+                <w:szCs w:val="23"/>
+              </w:rPr>
+              <w:t>}</w:t>
             </w:r>
           </w:p>
         </w:tc>
@@ -4184,7 +4282,27 @@
                 <w:sz w:val="23"/>
                 <w:szCs w:val="23"/>
               </w:rPr>
-              <w:t>{%tr if [(var.var_germline.level_5 + var.germline_cnv.level_5 + var.var_germline.level_4 + var.germline_cnv.level_4 + var.var_germline.level_3 + var.germline_cnv.level_3), gene]|cqfy_cp40_gene_var_list %}</w:t>
+              <w:t>{%tr if [(var.var_</w:t>
+            </w:r>
+            <w:proofErr w:type="gramStart"/>
+            <w:r>
+              <w:rPr>
+                <w:rFonts w:ascii="Arial" w:hAnsi="Arial" w:cs="Arial"/>
+                <w:spacing w:val="6"/>
+                <w:sz w:val="23"/>
+                <w:szCs w:val="23"/>
+              </w:rPr>
+              <w:t>germline.level</w:t>
+            </w:r>
+            <w:proofErr w:type="gramEnd"/>
+            <w:r>
+              <w:rPr>
+                <w:rFonts w:ascii="Arial" w:hAnsi="Arial" w:cs="Arial"/>
+                <w:spacing w:val="6"/>
+                <w:sz w:val="23"/>
+                <w:szCs w:val="23"/>
+              </w:rPr>
+              <w:t>_5 + var.germline_cnv.level_5 + var.var_germline.level_4 + var.germline_cnv.level_4 + var.var_germline.level_3 + var.germline_cnv.level_3), gene]|cqfy_cp40_gene_var_list %}</w:t>
             </w:r>
           </w:p>
         </w:tc>
@@ -4218,7 +4336,27 @@
                 <w:sz w:val="23"/>
                 <w:szCs w:val="23"/>
               </w:rPr>
-              <w:t xml:space="preserve">{%tr for a in [(var.var_germline.level_5 + var.germline_cnv.level_5 + var.var_germline.level_4 + var.germline_cnv.level_4 + var.var_germline.level_3 + var.germline_cnv.level_3), </w:t>
+              <w:t>{%tr for a in [(var.var_</w:t>
+            </w:r>
+            <w:proofErr w:type="gramStart"/>
+            <w:r>
+              <w:rPr>
+                <w:rFonts w:ascii="Arial" w:hAnsi="Arial" w:cs="Arial"/>
+                <w:spacing w:val="6"/>
+                <w:sz w:val="23"/>
+                <w:szCs w:val="23"/>
+              </w:rPr>
+              <w:t>germline.level</w:t>
+            </w:r>
+            <w:proofErr w:type="gramEnd"/>
+            <w:r>
+              <w:rPr>
+                <w:rFonts w:ascii="Arial" w:hAnsi="Arial" w:cs="Arial"/>
+                <w:spacing w:val="6"/>
+                <w:sz w:val="23"/>
+                <w:szCs w:val="23"/>
+              </w:rPr>
+              <w:t xml:space="preserve">_5 + var.germline_cnv.level_5 + var.var_germline.level_4 + var.germline_cnv.level_4 + var.var_germline.level_3 + var.germline_cnv.level_3), </w:t>
             </w:r>
             <w:r>
               <w:rPr>
@@ -4263,13 +4401,23 @@
               <w:t>{{</w:t>
             </w:r>
             <w:proofErr w:type="spellStart"/>
+            <w:proofErr w:type="gramStart"/>
             <w:r>
               <w:rPr>
                 <w:rFonts w:ascii="Arial" w:hAnsi="Arial" w:cs="Arial"/>
                 <w:i/>
                 <w:iCs/>
               </w:rPr>
-              <w:t>a.gene_symbol</w:t>
+              <w:t>a.gene</w:t>
+            </w:r>
+            <w:proofErr w:type="gramEnd"/>
+            <w:r>
+              <w:rPr>
+                <w:rFonts w:ascii="Arial" w:hAnsi="Arial" w:cs="Arial"/>
+                <w:i/>
+                <w:iCs/>
+              </w:rPr>
+              <w:t>_symbol</w:t>
             </w:r>
             <w:proofErr w:type="spellEnd"/>
             <w:r>
@@ -4526,6 +4674,7 @@
               <w:t xml:space="preserve">{%if </w:t>
             </w:r>
             <w:proofErr w:type="spellStart"/>
+            <w:proofErr w:type="gramStart"/>
             <w:r>
               <w:rPr>
                 <w:rFonts w:ascii="Arial" w:hAnsi="Arial" w:cs="Arial"/>
@@ -4536,6 +4685,7 @@
               <w:t>a.type</w:t>
             </w:r>
             <w:proofErr w:type="spellEnd"/>
+            <w:proofErr w:type="gramEnd"/>
             <w:r>
               <w:rPr>
                 <w:rFonts w:ascii="Arial" w:hAnsi="Arial" w:cs="Arial"/>
@@ -4931,8 +5081,20 @@
           <w:szCs w:val="28"/>
           <w:lang w:eastAsia="zh-CN"/>
         </w:rPr>
-        <w:t>检测总览</w:t>
-      </w:r>
+        <w:t>检测总</w:t>
+      </w:r>
+      <w:proofErr w:type="gramStart"/>
+      <w:r>
+        <w:rPr>
+          <w:rFonts w:ascii="思源黑体 CN Bold" w:eastAsia="思源黑体 CN Bold" w:hAnsi="思源黑体 CN Bold" w:cstheme="minorBidi" w:hint="eastAsia"/>
+          <w:color w:val="1E7648"/>
+          <w:sz w:val="28"/>
+          <w:szCs w:val="28"/>
+          <w:lang w:eastAsia="zh-CN"/>
+        </w:rPr>
+        <w:t>览</w:t>
+      </w:r>
+      <w:proofErr w:type="gramEnd"/>
     </w:p>
     <w:p>
       <w:pPr>
@@ -5198,7 +5360,31 @@
                 <w:sz w:val="17"/>
                 <w:szCs w:val="17"/>
               </w:rPr>
-              <w:t>var.var_germline.level_2 + var.germline_cnv.level_2 + var.var_germline.level_1 + var.germline_cnv.level_1</w:t>
+              <w:t>var.var_</w:t>
+            </w:r>
+            <w:proofErr w:type="gramStart"/>
+            <w:r>
+              <w:rPr>
+                <w:rFonts w:ascii="思源黑体 CN Normal" w:eastAsia="思源黑体 CN Normal" w:hAnsi="思源黑体 CN Normal" w:cs="思源黑体 CN Light"/>
+                <w:bCs/>
+                <w:iCs/>
+                <w:color w:val="000000"/>
+                <w:sz w:val="17"/>
+                <w:szCs w:val="17"/>
+              </w:rPr>
+              <w:t>germline.level</w:t>
+            </w:r>
+            <w:proofErr w:type="gramEnd"/>
+            <w:r>
+              <w:rPr>
+                <w:rFonts w:ascii="思源黑体 CN Normal" w:eastAsia="思源黑体 CN Normal" w:hAnsi="思源黑体 CN Normal" w:cs="思源黑体 CN Light"/>
+                <w:bCs/>
+                <w:iCs/>
+                <w:color w:val="000000"/>
+                <w:sz w:val="17"/>
+                <w:szCs w:val="17"/>
+              </w:rPr>
+              <w:t>_2 + var.germline_cnv.level_2 + var.var_germline.level_1 + var.germline_cnv.level_1</w:t>
             </w:r>
             <w:r>
               <w:rPr>
@@ -5267,7 +5453,31 @@
                 <w:sz w:val="17"/>
                 <w:szCs w:val="17"/>
               </w:rPr>
-              <w:t>var.var_germline.level_2 + var.germline_cnv.level_2 + var.var_germline.level_1 + var.germline_cnv.level_1</w:t>
+              <w:t>var.var_</w:t>
+            </w:r>
+            <w:proofErr w:type="gramStart"/>
+            <w:r>
+              <w:rPr>
+                <w:rFonts w:ascii="思源黑体 CN Normal" w:eastAsia="思源黑体 CN Normal" w:hAnsi="思源黑体 CN Normal" w:cs="思源黑体 CN Light"/>
+                <w:bCs/>
+                <w:iCs/>
+                <w:color w:val="000000"/>
+                <w:sz w:val="17"/>
+                <w:szCs w:val="17"/>
+              </w:rPr>
+              <w:t>germline.level</w:t>
+            </w:r>
+            <w:proofErr w:type="gramEnd"/>
+            <w:r>
+              <w:rPr>
+                <w:rFonts w:ascii="思源黑体 CN Normal" w:eastAsia="思源黑体 CN Normal" w:hAnsi="思源黑体 CN Normal" w:cs="思源黑体 CN Light"/>
+                <w:bCs/>
+                <w:iCs/>
+                <w:color w:val="000000"/>
+                <w:sz w:val="17"/>
+                <w:szCs w:val="17"/>
+              </w:rPr>
+              <w:t>_2 + var.germline_cnv.level_2 + var.var_germline.level_1 + var.germline_cnv.level_1</w:t>
             </w:r>
             <w:r>
               <w:rPr>
@@ -5323,6 +5533,7 @@
               <w:t>{{</w:t>
             </w:r>
             <w:proofErr w:type="spellStart"/>
+            <w:proofErr w:type="gramStart"/>
             <w:r>
               <w:rPr>
                 <w:rFonts w:ascii="思源黑体 CN Normal" w:eastAsia="思源黑体 CN Normal" w:hAnsi="思源黑体 CN Normal"/>
@@ -5332,6 +5543,7 @@
               <w:t>loop.index</w:t>
             </w:r>
             <w:proofErr w:type="spellEnd"/>
+            <w:proofErr w:type="gramEnd"/>
             <w:r>
               <w:rPr>
                 <w:rFonts w:ascii="思源黑体 CN Normal" w:eastAsia="思源黑体 CN Normal" w:hAnsi="思源黑体 CN Normal"/>
@@ -5377,6 +5589,7 @@
               <w:t>{</w:t>
             </w:r>
             <w:proofErr w:type="spellStart"/>
+            <w:proofErr w:type="gramStart"/>
             <w:r>
               <w:rPr>
                 <w:rFonts w:ascii="思源黑体 CN Normal" w:eastAsia="思源黑体 CN Normal" w:hAnsi="思源黑体 CN Normal"/>
@@ -5384,7 +5597,17 @@
                 <w:sz w:val="17"/>
                 <w:szCs w:val="17"/>
               </w:rPr>
-              <w:t>a.gene_symbol</w:t>
+              <w:t>a.gene</w:t>
+            </w:r>
+            <w:proofErr w:type="gramEnd"/>
+            <w:r>
+              <w:rPr>
+                <w:rFonts w:ascii="思源黑体 CN Normal" w:eastAsia="思源黑体 CN Normal" w:hAnsi="思源黑体 CN Normal"/>
+                <w:i/>
+                <w:sz w:val="17"/>
+                <w:szCs w:val="17"/>
+              </w:rPr>
+              <w:t>_symbol</w:t>
             </w:r>
             <w:proofErr w:type="spellEnd"/>
             <w:r>
@@ -5421,6 +5644,7 @@
               <w:t xml:space="preserve">{%p if </w:t>
             </w:r>
             <w:proofErr w:type="spellStart"/>
+            <w:proofErr w:type="gramStart"/>
             <w:r>
               <w:rPr>
                 <w:rFonts w:ascii="思源黑体 CN Normal" w:eastAsia="思源黑体 CN Normal" w:hAnsi="思源黑体 CN Normal"/>
@@ -5431,6 +5655,7 @@
               <w:t>a.type</w:t>
             </w:r>
             <w:proofErr w:type="spellEnd"/>
+            <w:proofErr w:type="gramEnd"/>
             <w:r>
               <w:rPr>
                 <w:rFonts w:ascii="思源黑体 CN Normal" w:eastAsia="思源黑体 CN Normal" w:hAnsi="思源黑体 CN Normal"/>
@@ -5519,6 +5744,7 @@
               <w:t xml:space="preserve"> </w:t>
             </w:r>
             <w:proofErr w:type="spellStart"/>
+            <w:proofErr w:type="gramStart"/>
             <w:r>
               <w:rPr>
                 <w:rFonts w:ascii="思源黑体 CN Normal" w:eastAsia="思源黑体 CN Normal" w:hAnsi="思源黑体 CN Normal"/>
@@ -5529,6 +5755,7 @@
               <w:t>a.type</w:t>
             </w:r>
             <w:proofErr w:type="spellEnd"/>
+            <w:proofErr w:type="gramEnd"/>
             <w:r>
               <w:rPr>
                 <w:rFonts w:ascii="思源黑体 CN Normal" w:eastAsia="思源黑体 CN Normal" w:hAnsi="思源黑体 CN Normal"/>
@@ -5616,14 +5843,25 @@
               <w:t>{{</w:t>
             </w:r>
             <w:proofErr w:type="spellStart"/>
-            <w:r>
-              <w:rPr>
-                <w:rFonts w:ascii="思源黑体 CN Normal" w:eastAsia="思源黑体 CN Normal" w:hAnsi="思源黑体 CN Normal"/>
-                <w:color w:val="000000"/>
-                <w:sz w:val="17"/>
-                <w:szCs w:val="17"/>
-              </w:rPr>
-              <w:t>a.gene_region</w:t>
+            <w:proofErr w:type="gramStart"/>
+            <w:r>
+              <w:rPr>
+                <w:rFonts w:ascii="思源黑体 CN Normal" w:eastAsia="思源黑体 CN Normal" w:hAnsi="思源黑体 CN Normal"/>
+                <w:color w:val="000000"/>
+                <w:sz w:val="17"/>
+                <w:szCs w:val="17"/>
+              </w:rPr>
+              <w:t>a.gene</w:t>
+            </w:r>
+            <w:proofErr w:type="gramEnd"/>
+            <w:r>
+              <w:rPr>
+                <w:rFonts w:ascii="思源黑体 CN Normal" w:eastAsia="思源黑体 CN Normal" w:hAnsi="思源黑体 CN Normal"/>
+                <w:color w:val="000000"/>
+                <w:sz w:val="17"/>
+                <w:szCs w:val="17"/>
+              </w:rPr>
+              <w:t>_region</w:t>
             </w:r>
             <w:proofErr w:type="spellEnd"/>
             <w:r>
@@ -5653,7 +5891,27 @@
                 <w:sz w:val="17"/>
                 <w:szCs w:val="17"/>
               </w:rPr>
-              <w:t>}}{%if a.hgvs_p!=”p.?”%} {{a.hgvs_p}}{%endif%}</w:t>
+              <w:t xml:space="preserve">}}{%if </w:t>
+            </w:r>
+            <w:proofErr w:type="spellStart"/>
+            <w:r>
+              <w:rPr>
+                <w:rFonts w:ascii="思源黑体 CN Normal" w:eastAsia="思源黑体 CN Normal" w:hAnsi="思源黑体 CN Normal"/>
+                <w:color w:val="000000"/>
+                <w:sz w:val="17"/>
+                <w:szCs w:val="17"/>
+              </w:rPr>
+              <w:t>a.hgvs_p</w:t>
+            </w:r>
+            <w:proofErr w:type="spellEnd"/>
+            <w:r>
+              <w:rPr>
+                <w:rFonts w:ascii="思源黑体 CN Normal" w:eastAsia="思源黑体 CN Normal" w:hAnsi="思源黑体 CN Normal"/>
+                <w:color w:val="000000"/>
+                <w:sz w:val="17"/>
+                <w:szCs w:val="17"/>
+              </w:rPr>
+              <w:t>!=”p.?”%} {{a.hgvs_p}}{%endif%}</w:t>
             </w:r>
           </w:p>
           <w:p>
@@ -5675,14 +5933,25 @@
               <w:t>{{</w:t>
             </w:r>
             <w:proofErr w:type="spellStart"/>
-            <w:r>
-              <w:rPr>
-                <w:rFonts w:ascii="思源黑体 CN Normal" w:eastAsia="思源黑体 CN Normal" w:hAnsi="思源黑体 CN Normal"/>
-                <w:color w:val="000000"/>
-                <w:sz w:val="17"/>
-                <w:szCs w:val="17"/>
-              </w:rPr>
-              <w:t>a.transcript_primary</w:t>
+            <w:proofErr w:type="gramStart"/>
+            <w:r>
+              <w:rPr>
+                <w:rFonts w:ascii="思源黑体 CN Normal" w:eastAsia="思源黑体 CN Normal" w:hAnsi="思源黑体 CN Normal"/>
+                <w:color w:val="000000"/>
+                <w:sz w:val="17"/>
+                <w:szCs w:val="17"/>
+              </w:rPr>
+              <w:t>a.transcript</w:t>
+            </w:r>
+            <w:proofErr w:type="gramEnd"/>
+            <w:r>
+              <w:rPr>
+                <w:rFonts w:ascii="思源黑体 CN Normal" w:eastAsia="思源黑体 CN Normal" w:hAnsi="思源黑体 CN Normal"/>
+                <w:color w:val="000000"/>
+                <w:sz w:val="17"/>
+                <w:szCs w:val="17"/>
+              </w:rPr>
+              <w:t>_primary</w:t>
             </w:r>
             <w:proofErr w:type="spellEnd"/>
             <w:r>
@@ -5724,7 +5993,7 @@
           <w:p>
             <w:pPr>
               <w:pStyle w:val="af3"/>
-              <w:ind w:firstLine="340"/>
+              <w:ind w:firstLineChars="0" w:firstLine="0"/>
               <w:rPr>
                 <w:rFonts w:ascii="思源黑体 CN Normal" w:eastAsia="思源黑体 CN Normal" w:hAnsi="思源黑体 CN Normal" w:cs="思源黑体 CN Light"/>
                 <w:bCs/>
@@ -5746,6 +6015,7 @@
               <w:t xml:space="preserve">{%p if </w:t>
             </w:r>
             <w:proofErr w:type="spellStart"/>
+            <w:proofErr w:type="gramStart"/>
             <w:r>
               <w:rPr>
                 <w:rFonts w:ascii="思源黑体 CN Normal" w:eastAsia="思源黑体 CN Normal" w:hAnsi="思源黑体 CN Normal" w:cs="思源黑体 CN Light"/>
@@ -5758,6 +6028,7 @@
               <w:t>a.type</w:t>
             </w:r>
             <w:proofErr w:type="spellEnd"/>
+            <w:proofErr w:type="gramEnd"/>
             <w:r>
               <w:rPr>
                 <w:rFonts w:ascii="思源黑体 CN Normal" w:eastAsia="思源黑体 CN Normal" w:hAnsi="思源黑体 CN Normal" w:cs="思源黑体 CN Light"/>
@@ -5773,7 +6044,7 @@
           <w:p>
             <w:pPr>
               <w:pStyle w:val="af3"/>
-              <w:ind w:firstLine="340"/>
+              <w:ind w:firstLineChars="0" w:firstLine="0"/>
               <w:rPr>
                 <w:rFonts w:ascii="思源黑体 CN Normal" w:eastAsia="思源黑体 CN Normal" w:hAnsi="思源黑体 CN Normal" w:cs="思源黑体 CN Light"/>
                 <w:bCs/>
@@ -5819,6 +6090,7 @@
               <w:t xml:space="preserve"> == “</w:t>
             </w:r>
             <w:proofErr w:type="spellStart"/>
+            <w:proofErr w:type="gramStart"/>
             <w:r>
               <w:rPr>
                 <w:rFonts w:ascii="思源黑体 CN Normal" w:eastAsia="思源黑体 CN Normal" w:hAnsi="思源黑体 CN Normal" w:cs="思源黑体 CN Light"/>
@@ -5840,13 +6112,10 @@
                 <w:sz w:val="17"/>
                 <w:szCs w:val="17"/>
               </w:rPr>
-              <w:t>”%}</w:t>
-            </w:r>
-          </w:p>
-          <w:p>
-            <w:pPr>
-              <w:pStyle w:val="af3"/>
-              <w:ind w:firstLine="340"/>
+              <w:t>”%</w:t>
+            </w:r>
+            <w:proofErr w:type="gramEnd"/>
+            <w:r>
               <w:rPr>
                 <w:rFonts w:ascii="思源黑体 CN Normal" w:eastAsia="思源黑体 CN Normal" w:hAnsi="思源黑体 CN Normal" w:cs="思源黑体 CN Light"/>
                 <w:bCs/>
@@ -5855,6 +6124,21 @@
                 <w:sz w:val="17"/>
                 <w:szCs w:val="17"/>
               </w:rPr>
+              <w:t>}</w:t>
+            </w:r>
+          </w:p>
+          <w:p>
+            <w:pPr>
+              <w:pStyle w:val="af3"/>
+              <w:ind w:firstLineChars="0" w:firstLine="0"/>
+              <w:rPr>
+                <w:rFonts w:ascii="思源黑体 CN Normal" w:eastAsia="思源黑体 CN Normal" w:hAnsi="思源黑体 CN Normal" w:cs="思源黑体 CN Light"/>
+                <w:bCs/>
+                <w:iCs/>
+                <w:color w:val="000000"/>
+                <w:sz w:val="17"/>
+                <w:szCs w:val="17"/>
+              </w:rPr>
             </w:pPr>
             <w:r>
               <w:rPr>
@@ -5871,7 +6155,7 @@
           <w:p>
             <w:pPr>
               <w:pStyle w:val="af3"/>
-              <w:ind w:firstLine="340"/>
+              <w:ind w:firstLineChars="0" w:firstLine="0"/>
               <w:rPr>
                 <w:rFonts w:ascii="思源黑体 CN Normal" w:eastAsia="思源黑体 CN Normal" w:hAnsi="思源黑体 CN Normal" w:cs="思源黑体 CN Light"/>
                 <w:bCs/>
@@ -5941,6 +6225,7 @@
               <w:t xml:space="preserve"> == “</w:t>
             </w:r>
             <w:proofErr w:type="spellStart"/>
+            <w:proofErr w:type="gramStart"/>
             <w:r>
               <w:rPr>
                 <w:rFonts w:ascii="思源黑体 CN Normal" w:eastAsia="思源黑体 CN Normal" w:hAnsi="思源黑体 CN Normal" w:cs="思源黑体 CN Light"/>
@@ -5962,13 +6247,10 @@
                 <w:sz w:val="17"/>
                 <w:szCs w:val="17"/>
               </w:rPr>
-              <w:t>”%}</w:t>
-            </w:r>
-          </w:p>
-          <w:p>
-            <w:pPr>
-              <w:pStyle w:val="af3"/>
-              <w:ind w:firstLine="340"/>
+              <w:t>”%</w:t>
+            </w:r>
+            <w:proofErr w:type="gramEnd"/>
+            <w:r>
               <w:rPr>
                 <w:rFonts w:ascii="思源黑体 CN Normal" w:eastAsia="思源黑体 CN Normal" w:hAnsi="思源黑体 CN Normal" w:cs="思源黑体 CN Light"/>
                 <w:bCs/>
@@ -5977,6 +6259,21 @@
                 <w:sz w:val="17"/>
                 <w:szCs w:val="17"/>
               </w:rPr>
+              <w:t>}</w:t>
+            </w:r>
+          </w:p>
+          <w:p>
+            <w:pPr>
+              <w:pStyle w:val="af3"/>
+              <w:ind w:firstLineChars="0" w:firstLine="0"/>
+              <w:rPr>
+                <w:rFonts w:ascii="思源黑体 CN Normal" w:eastAsia="思源黑体 CN Normal" w:hAnsi="思源黑体 CN Normal" w:cs="思源黑体 CN Light"/>
+                <w:bCs/>
+                <w:iCs/>
+                <w:color w:val="000000"/>
+                <w:sz w:val="17"/>
+                <w:szCs w:val="17"/>
+              </w:rPr>
             </w:pPr>
             <w:r>
               <w:rPr>
@@ -5993,7 +6290,7 @@
           <w:p>
             <w:pPr>
               <w:pStyle w:val="af3"/>
-              <w:ind w:firstLine="340"/>
+              <w:ind w:firstLineChars="0" w:firstLine="0"/>
               <w:rPr>
                 <w:rFonts w:ascii="思源黑体 CN Normal" w:eastAsia="思源黑体 CN Normal" w:hAnsi="思源黑体 CN Normal" w:cs="思源黑体 CN Light"/>
                 <w:bCs/>
@@ -6018,7 +6315,7 @@
           <w:p>
             <w:pPr>
               <w:pStyle w:val="af3"/>
-              <w:ind w:firstLine="340"/>
+              <w:ind w:firstLineChars="0" w:firstLine="0"/>
               <w:rPr>
                 <w:rFonts w:ascii="思源黑体 CN Normal" w:eastAsia="思源黑体 CN Normal" w:hAnsi="思源黑体 CN Normal" w:cs="思源黑体 CN Light"/>
                 <w:bCs/>
@@ -6043,7 +6340,7 @@
           <w:p>
             <w:pPr>
               <w:pStyle w:val="af3"/>
-              <w:ind w:firstLine="340"/>
+              <w:ind w:firstLineChars="0" w:firstLine="0"/>
               <w:rPr>
                 <w:rFonts w:ascii="思源黑体 CN Normal" w:eastAsia="思源黑体 CN Normal" w:hAnsi="思源黑体 CN Normal" w:cs="思源黑体 CN Light"/>
                 <w:bCs/>
@@ -6068,7 +6365,7 @@
           <w:p>
             <w:pPr>
               <w:pStyle w:val="af3"/>
-              <w:ind w:firstLine="340"/>
+              <w:ind w:firstLineChars="0" w:firstLine="0"/>
               <w:rPr>
                 <w:rFonts w:ascii="思源黑体 CN Normal" w:eastAsia="思源黑体 CN Normal" w:hAnsi="思源黑体 CN Normal" w:cs="思源黑体 CN Light"/>
                 <w:bCs/>
@@ -6114,6 +6411,7 @@
               <w:t xml:space="preserve"> </w:t>
             </w:r>
             <w:proofErr w:type="spellStart"/>
+            <w:proofErr w:type="gramStart"/>
             <w:r>
               <w:rPr>
                 <w:rFonts w:ascii="思源黑体 CN Normal" w:eastAsia="思源黑体 CN Normal" w:hAnsi="思源黑体 CN Normal" w:cs="思源黑体 CN Light"/>
@@ -6126,6 +6424,7 @@
               <w:t>a.type</w:t>
             </w:r>
             <w:proofErr w:type="spellEnd"/>
+            <w:proofErr w:type="gramEnd"/>
             <w:r>
               <w:rPr>
                 <w:rFonts w:ascii="思源黑体 CN Normal" w:eastAsia="思源黑体 CN Normal" w:hAnsi="思源黑体 CN Normal" w:cs="思源黑体 CN Light"/>
@@ -6141,7 +6440,7 @@
           <w:p>
             <w:pPr>
               <w:pStyle w:val="af3"/>
-              <w:ind w:firstLine="340"/>
+              <w:ind w:firstLineChars="0" w:firstLine="0"/>
               <w:rPr>
                 <w:rFonts w:ascii="思源黑体 CN Normal" w:eastAsia="思源黑体 CN Normal" w:hAnsi="思源黑体 CN Normal" w:cs="思源黑体 CN Light"/>
                 <w:bCs/>
@@ -6166,7 +6465,7 @@
           <w:p>
             <w:pPr>
               <w:pStyle w:val="af3"/>
-              <w:ind w:firstLine="340"/>
+              <w:ind w:firstLineChars="0" w:firstLine="0"/>
               <w:rPr>
                 <w:rFonts w:ascii="思源黑体 CN Normal" w:eastAsia="思源黑体 CN Normal" w:hAnsi="思源黑体 CN Normal" w:cs="思源黑体 CN Light"/>
                 <w:bCs/>
@@ -6191,7 +6490,7 @@
           <w:p>
             <w:pPr>
               <w:pStyle w:val="af3"/>
-              <w:ind w:firstLine="340"/>
+              <w:ind w:firstLineChars="0" w:firstLine="0"/>
               <w:rPr>
                 <w:rFonts w:ascii="思源黑体 CN Normal" w:eastAsia="思源黑体 CN Normal" w:hAnsi="思源黑体 CN Normal" w:cs="思源黑体 CN Light"/>
                 <w:bCs/>
@@ -6288,6 +6587,7 @@
               <w:t xml:space="preserve">{%p if </w:t>
             </w:r>
             <w:proofErr w:type="spellStart"/>
+            <w:proofErr w:type="gramStart"/>
             <w:r>
               <w:rPr>
                 <w:rFonts w:ascii="思源黑体 CN Normal" w:eastAsia="思源黑体 CN Normal" w:hAnsi="思源黑体 CN Normal"/>
@@ -6295,7 +6595,17 @@
                 <w:sz w:val="17"/>
                 <w:szCs w:val="17"/>
               </w:rPr>
-              <w:t>a.clinic_num_g</w:t>
+              <w:t>a.clinic</w:t>
+            </w:r>
+            <w:proofErr w:type="gramEnd"/>
+            <w:r>
+              <w:rPr>
+                <w:rFonts w:ascii="思源黑体 CN Normal" w:eastAsia="思源黑体 CN Normal" w:hAnsi="思源黑体 CN Normal"/>
+                <w:color w:val="000000" w:themeColor="text1"/>
+                <w:sz w:val="17"/>
+                <w:szCs w:val="17"/>
+              </w:rPr>
+              <w:t>_num_g</w:t>
             </w:r>
             <w:proofErr w:type="spellEnd"/>
             <w:r>
@@ -6745,8 +7055,10 @@
           <w:sz w:val="16"/>
           <w:szCs w:val="16"/>
         </w:rPr>
+        <w:lastRenderedPageBreak/>
         <w:t>本报告中胚系变异解读遵循</w:t>
       </w:r>
+      <w:proofErr w:type="gramStart"/>
       <w:r>
         <w:rPr>
           <w:rFonts w:ascii="思源黑体 CN Normal" w:eastAsia="思源黑体 CN Normal" w:hAnsi="思源黑体 CN Normal" w:hint="eastAsia"/>
@@ -6755,6 +7067,7 @@
         </w:rPr>
         <w:t>遵循</w:t>
       </w:r>
+      <w:proofErr w:type="gramEnd"/>
       <w:r>
         <w:rPr>
           <w:rFonts w:ascii="思源黑体 CN Normal" w:eastAsia="思源黑体 CN Normal" w:hAnsi="思源黑体 CN Normal"/>
@@ -6851,7 +7164,25 @@
           <w:sz w:val="16"/>
           <w:szCs w:val="16"/>
         </w:rPr>
-        <w:t>专家组发布的特殊基因变异解读指南</w:t>
+        <w:t>专家</w:t>
+      </w:r>
+      <w:proofErr w:type="gramStart"/>
+      <w:r>
+        <w:rPr>
+          <w:rFonts w:ascii="思源黑体 CN Normal" w:eastAsia="思源黑体 CN Normal" w:hAnsi="思源黑体 CN Normal"/>
+          <w:sz w:val="16"/>
+          <w:szCs w:val="16"/>
+        </w:rPr>
+        <w:t>组发布</w:t>
+      </w:r>
+      <w:proofErr w:type="gramEnd"/>
+      <w:r>
+        <w:rPr>
+          <w:rFonts w:ascii="思源黑体 CN Normal" w:eastAsia="思源黑体 CN Normal" w:hAnsi="思源黑体 CN Normal"/>
+          <w:sz w:val="16"/>
+          <w:szCs w:val="16"/>
+        </w:rPr>
+        <w:t>的特殊基因变异解读指南</w:t>
       </w:r>
       <w:r>
         <w:rPr>
@@ -7172,20 +7503,36 @@
           <w:sz w:val="20"/>
           <w:szCs w:val="20"/>
         </w:rPr>
-        <w:t>var.var_germline.level_5 + var.germline_cnv.level_5 + var.var_germline.level_4 + var.germline_cnv.level_4</w:t>
-      </w:r>
+        <w:t>var.var_</w:t>
+      </w:r>
+      <w:proofErr w:type="gramStart"/>
       <w:r>
         <w:rPr>
           <w:sz w:val="20"/>
           <w:szCs w:val="20"/>
         </w:rPr>
-        <w:t xml:space="preserve"> </w:t>
-      </w:r>
+        <w:t>germline.level</w:t>
+      </w:r>
+      <w:proofErr w:type="gramEnd"/>
       <w:r>
         <w:rPr>
           <w:sz w:val="20"/>
           <w:szCs w:val="20"/>
         </w:rPr>
+        <w:t>_5 + var.germline_cnv.level_5 + var.var_germline.level_4 + var.germline_cnv.level_4</w:t>
+      </w:r>
+      <w:r>
+        <w:rPr>
+          <w:sz w:val="20"/>
+          <w:szCs w:val="20"/>
+        </w:rPr>
+        <w:t xml:space="preserve"> </w:t>
+      </w:r>
+      <w:r>
+        <w:rPr>
+          <w:sz w:val="20"/>
+          <w:szCs w:val="20"/>
+        </w:rPr>
         <w:t>%}</w:t>
       </w:r>
     </w:p>
@@ -7208,7 +7555,23 @@
           <w:sz w:val="20"/>
           <w:szCs w:val="20"/>
         </w:rPr>
-        <w:t>var.var_germline.level_5 + var.germline_cnv.level_5 + var.var_germline.level_4 + var.germline_cnv.level_4</w:t>
+        <w:t>var.var_</w:t>
+      </w:r>
+      <w:proofErr w:type="gramStart"/>
+      <w:r>
+        <w:rPr>
+          <w:sz w:val="20"/>
+          <w:szCs w:val="20"/>
+        </w:rPr>
+        <w:t>germline.level</w:t>
+      </w:r>
+      <w:proofErr w:type="gramEnd"/>
+      <w:r>
+        <w:rPr>
+          <w:sz w:val="20"/>
+          <w:szCs w:val="20"/>
+        </w:rPr>
+        <w:t>_5 + var.germline_cnv.level_5 + var.var_germline.level_4 + var.germline_cnv.level_4</w:t>
       </w:r>
       <w:r>
         <w:rPr>
@@ -7277,6 +7640,7 @@
               <w:t>{{</w:t>
             </w:r>
             <w:proofErr w:type="spellStart"/>
+            <w:proofErr w:type="gramStart"/>
             <w:r>
               <w:rPr>
                 <w:rFonts w:ascii="思源黑体 CN Bold" w:eastAsia="思源黑体 CN Bold" w:hAnsi="思源黑体 CN Bold"/>
@@ -7286,9 +7650,9 @@
                 <w:sz w:val="18"/>
                 <w:szCs w:val="18"/>
               </w:rPr>
-              <w:t>a.gene_symbol</w:t>
-            </w:r>
-            <w:proofErr w:type="spellEnd"/>
+              <w:t>a.gene</w:t>
+            </w:r>
+            <w:proofErr w:type="gramEnd"/>
             <w:r>
               <w:rPr>
                 <w:rFonts w:ascii="思源黑体 CN Bold" w:eastAsia="思源黑体 CN Bold" w:hAnsi="思源黑体 CN Bold"/>
@@ -7298,6 +7662,18 @@
                 <w:sz w:val="18"/>
                 <w:szCs w:val="18"/>
               </w:rPr>
+              <w:t>_symbol</w:t>
+            </w:r>
+            <w:proofErr w:type="spellEnd"/>
+            <w:r>
+              <w:rPr>
+                <w:rFonts w:ascii="思源黑体 CN Bold" w:eastAsia="思源黑体 CN Bold" w:hAnsi="思源黑体 CN Bold"/>
+                <w:i/>
+                <w:iCs/>
+                <w:color w:val="FFFFFF" w:themeColor="background1"/>
+                <w:sz w:val="18"/>
+                <w:szCs w:val="18"/>
+              </w:rPr>
               <w:t>}}</w:t>
             </w:r>
             <w:r>
@@ -7447,7 +7823,27 @@
                 <w:sz w:val="18"/>
                 <w:szCs w:val="18"/>
               </w:rPr>
-              <w:t>}}{%if a.hgvs_p!=”p.?”%} {{a.hgvs_p}}{%endif%}{%endif%}</w:t>
+              <w:t xml:space="preserve">}}{%if </w:t>
+            </w:r>
+            <w:proofErr w:type="spellStart"/>
+            <w:r>
+              <w:rPr>
+                <w:rFonts w:ascii="思源黑体 CN Bold" w:eastAsia="思源黑体 CN Bold" w:hAnsi="思源黑体 CN Bold"/>
+                <w:color w:val="FFFFFF" w:themeColor="background1"/>
+                <w:sz w:val="18"/>
+                <w:szCs w:val="18"/>
+              </w:rPr>
+              <w:t>a.hgvs_p</w:t>
+            </w:r>
+            <w:proofErr w:type="spellEnd"/>
+            <w:r>
+              <w:rPr>
+                <w:rFonts w:ascii="思源黑体 CN Bold" w:eastAsia="思源黑体 CN Bold" w:hAnsi="思源黑体 CN Bold"/>
+                <w:color w:val="FFFFFF" w:themeColor="background1"/>
+                <w:sz w:val="18"/>
+                <w:szCs w:val="18"/>
+              </w:rPr>
+              <w:t>!=”p.?”%} {{a.hgvs_p}}{%endif%}{%endif%}</w:t>
             </w:r>
           </w:p>
         </w:tc>
@@ -7520,13 +7916,23 @@
               <w:t>{{</w:t>
             </w:r>
             <w:proofErr w:type="spellStart"/>
-            <w:r>
-              <w:rPr>
-                <w:rFonts w:ascii="思源黑体 CN Normal" w:eastAsia="思源黑体 CN Normal" w:hAnsi="思源黑体 CN Normal"/>
-                <w:sz w:val="17"/>
-                <w:szCs w:val="17"/>
-              </w:rPr>
-              <w:t>a.gene_function|e</w:t>
+            <w:proofErr w:type="gramStart"/>
+            <w:r>
+              <w:rPr>
+                <w:rFonts w:ascii="思源黑体 CN Normal" w:eastAsia="思源黑体 CN Normal" w:hAnsi="思源黑体 CN Normal"/>
+                <w:sz w:val="17"/>
+                <w:szCs w:val="17"/>
+              </w:rPr>
+              <w:t>a.gene</w:t>
+            </w:r>
+            <w:proofErr w:type="gramEnd"/>
+            <w:r>
+              <w:rPr>
+                <w:rFonts w:ascii="思源黑体 CN Normal" w:eastAsia="思源黑体 CN Normal" w:hAnsi="思源黑体 CN Normal"/>
+                <w:sz w:val="17"/>
+                <w:szCs w:val="17"/>
+              </w:rPr>
+              <w:t>_function|e</w:t>
             </w:r>
             <w:proofErr w:type="spellEnd"/>
             <w:r>
@@ -7792,9 +8198,19 @@
                 <w:sz w:val="17"/>
                 <w:szCs w:val="17"/>
               </w:rPr>
-              <w:t>a.evi_sum.evi_split.Predisposing</w:t>
+              <w:t>a.evi_sum.evi_</w:t>
+            </w:r>
+            <w:proofErr w:type="gramStart"/>
+            <w:r>
+              <w:rPr>
+                <w:rFonts w:ascii="思源黑体 CN Normal" w:eastAsia="思源黑体 CN Normal" w:hAnsi="思源黑体 CN Normal"/>
+                <w:sz w:val="17"/>
+                <w:szCs w:val="17"/>
+              </w:rPr>
+              <w:t>split.Predisposing</w:t>
             </w:r>
             <w:proofErr w:type="spellEnd"/>
+            <w:proofErr w:type="gramEnd"/>
             <w:r>
               <w:rPr>
                 <w:rFonts w:ascii="思源黑体 CN Normal" w:eastAsia="思源黑体 CN Normal" w:hAnsi="思源黑体 CN Normal"/>
@@ -7827,9 +8243,19 @@
                 <w:sz w:val="17"/>
                 <w:szCs w:val="17"/>
               </w:rPr>
-              <w:t>a.evi_sum.evi_split.Predisposing</w:t>
+              <w:t>a.evi_sum.evi_</w:t>
+            </w:r>
+            <w:proofErr w:type="gramStart"/>
+            <w:r>
+              <w:rPr>
+                <w:rFonts w:ascii="思源黑体 CN Normal" w:eastAsia="思源黑体 CN Normal" w:hAnsi="思源黑体 CN Normal"/>
+                <w:sz w:val="17"/>
+                <w:szCs w:val="17"/>
+              </w:rPr>
+              <w:t>split.Predisposing</w:t>
             </w:r>
             <w:proofErr w:type="spellEnd"/>
+            <w:proofErr w:type="gramEnd"/>
             <w:r>
               <w:rPr>
                 <w:rFonts w:ascii="思源黑体 CN Normal" w:eastAsia="思源黑体 CN Normal" w:hAnsi="思源黑体 CN Normal"/>
@@ -8600,20 +9026,36 @@
           <w:sz w:val="20"/>
           <w:szCs w:val="20"/>
         </w:rPr>
-        <w:t>var.var_germline.level_3 + var.germline_cnv.level_3</w:t>
-      </w:r>
+        <w:t>var.var_</w:t>
+      </w:r>
+      <w:proofErr w:type="gramStart"/>
       <w:r>
         <w:rPr>
           <w:sz w:val="20"/>
           <w:szCs w:val="20"/>
         </w:rPr>
-        <w:t xml:space="preserve"> </w:t>
-      </w:r>
+        <w:t>germline.level</w:t>
+      </w:r>
+      <w:proofErr w:type="gramEnd"/>
       <w:r>
         <w:rPr>
           <w:sz w:val="20"/>
           <w:szCs w:val="20"/>
         </w:rPr>
+        <w:t>_3 + var.germline_cnv.level_3</w:t>
+      </w:r>
+      <w:r>
+        <w:rPr>
+          <w:sz w:val="20"/>
+          <w:szCs w:val="20"/>
+        </w:rPr>
+        <w:t xml:space="preserve"> </w:t>
+      </w:r>
+      <w:r>
+        <w:rPr>
+          <w:sz w:val="20"/>
+          <w:szCs w:val="20"/>
+        </w:rPr>
         <w:t>%}</w:t>
       </w:r>
     </w:p>
@@ -8636,7 +9078,23 @@
           <w:sz w:val="20"/>
           <w:szCs w:val="20"/>
         </w:rPr>
-        <w:t>var.var_germline.level_3 + var.germline_cnv.level_3</w:t>
+        <w:t>var.var_</w:t>
+      </w:r>
+      <w:proofErr w:type="gramStart"/>
+      <w:r>
+        <w:rPr>
+          <w:sz w:val="20"/>
+          <w:szCs w:val="20"/>
+        </w:rPr>
+        <w:t>germline.level</w:t>
+      </w:r>
+      <w:proofErr w:type="gramEnd"/>
+      <w:r>
+        <w:rPr>
+          <w:sz w:val="20"/>
+          <w:szCs w:val="20"/>
+        </w:rPr>
+        <w:t>_3 + var.germline_cnv.level_3</w:t>
       </w:r>
       <w:r>
         <w:rPr>
@@ -8705,6 +9163,7 @@
               <w:t>{{</w:t>
             </w:r>
             <w:proofErr w:type="spellStart"/>
+            <w:proofErr w:type="gramStart"/>
             <w:r>
               <w:rPr>
                 <w:rFonts w:ascii="思源黑体 CN Bold" w:eastAsia="思源黑体 CN Bold" w:hAnsi="思源黑体 CN Bold"/>
@@ -8714,9 +9173,9 @@
                 <w:sz w:val="18"/>
                 <w:szCs w:val="18"/>
               </w:rPr>
-              <w:t>a.gene_symbol</w:t>
-            </w:r>
-            <w:proofErr w:type="spellEnd"/>
+              <w:t>a.gene</w:t>
+            </w:r>
+            <w:proofErr w:type="gramEnd"/>
             <w:r>
               <w:rPr>
                 <w:rFonts w:ascii="思源黑体 CN Bold" w:eastAsia="思源黑体 CN Bold" w:hAnsi="思源黑体 CN Bold"/>
@@ -8726,6 +9185,18 @@
                 <w:sz w:val="18"/>
                 <w:szCs w:val="18"/>
               </w:rPr>
+              <w:t>_symbol</w:t>
+            </w:r>
+            <w:proofErr w:type="spellEnd"/>
+            <w:r>
+              <w:rPr>
+                <w:rFonts w:ascii="思源黑体 CN Bold" w:eastAsia="思源黑体 CN Bold" w:hAnsi="思源黑体 CN Bold"/>
+                <w:i/>
+                <w:iCs/>
+                <w:color w:val="FFFFFF" w:themeColor="background1"/>
+                <w:sz w:val="18"/>
+                <w:szCs w:val="18"/>
+              </w:rPr>
               <w:t>}}</w:t>
             </w:r>
             <w:r>
@@ -8875,7 +9346,27 @@
                 <w:sz w:val="18"/>
                 <w:szCs w:val="18"/>
               </w:rPr>
-              <w:t>}}{%if a.hgvs_p!=”p.?”%} {{a.hgvs_p}}{%endif%}{%endif%}</w:t>
+              <w:t xml:space="preserve">}}{%if </w:t>
+            </w:r>
+            <w:proofErr w:type="spellStart"/>
+            <w:r>
+              <w:rPr>
+                <w:rFonts w:ascii="思源黑体 CN Bold" w:eastAsia="思源黑体 CN Bold" w:hAnsi="思源黑体 CN Bold"/>
+                <w:color w:val="FFFFFF" w:themeColor="background1"/>
+                <w:sz w:val="18"/>
+                <w:szCs w:val="18"/>
+              </w:rPr>
+              <w:t>a.hgvs_p</w:t>
+            </w:r>
+            <w:proofErr w:type="spellEnd"/>
+            <w:r>
+              <w:rPr>
+                <w:rFonts w:ascii="思源黑体 CN Bold" w:eastAsia="思源黑体 CN Bold" w:hAnsi="思源黑体 CN Bold"/>
+                <w:color w:val="FFFFFF" w:themeColor="background1"/>
+                <w:sz w:val="18"/>
+                <w:szCs w:val="18"/>
+              </w:rPr>
+              <w:t>!=”p.?”%} {{a.hgvs_p}}{%endif%}{%endif%}</w:t>
             </w:r>
           </w:p>
         </w:tc>
@@ -8916,7 +9407,6 @@
                 <w:sz w:val="17"/>
                 <w:szCs w:val="17"/>
               </w:rPr>
-              <w:lastRenderedPageBreak/>
               <w:t>基因介绍</w:t>
             </w:r>
           </w:p>
@@ -8950,13 +9440,23 @@
               <w:t>{{</w:t>
             </w:r>
             <w:proofErr w:type="spellStart"/>
-            <w:r>
-              <w:rPr>
-                <w:rFonts w:ascii="思源黑体 CN Normal" w:eastAsia="思源黑体 CN Normal" w:hAnsi="思源黑体 CN Normal"/>
-                <w:sz w:val="17"/>
-                <w:szCs w:val="17"/>
-              </w:rPr>
-              <w:t>a.gene_function|e</w:t>
+            <w:proofErr w:type="gramStart"/>
+            <w:r>
+              <w:rPr>
+                <w:rFonts w:ascii="思源黑体 CN Normal" w:eastAsia="思源黑体 CN Normal" w:hAnsi="思源黑体 CN Normal"/>
+                <w:sz w:val="17"/>
+                <w:szCs w:val="17"/>
+              </w:rPr>
+              <w:t>a.gene</w:t>
+            </w:r>
+            <w:proofErr w:type="gramEnd"/>
+            <w:r>
+              <w:rPr>
+                <w:rFonts w:ascii="思源黑体 CN Normal" w:eastAsia="思源黑体 CN Normal" w:hAnsi="思源黑体 CN Normal"/>
+                <w:sz w:val="17"/>
+                <w:szCs w:val="17"/>
+              </w:rPr>
+              <w:t>_function|e</w:t>
             </w:r>
             <w:proofErr w:type="spellEnd"/>
             <w:r>
@@ -9601,8 +10101,19 @@
                 <w:sz w:val="18"/>
                 <w:szCs w:val="18"/>
               </w:rPr>
-              <w:t>质控标准</w:t>
-            </w:r>
+              <w:t>质</w:t>
+            </w:r>
+            <w:proofErr w:type="gramStart"/>
+            <w:r>
+              <w:rPr>
+                <w:rFonts w:ascii="思源黑体 CN Bold" w:eastAsia="思源黑体 CN Bold" w:hAnsi="思源黑体 CN Bold" w:hint="eastAsia"/>
+                <w:color w:val="FFFFFF" w:themeColor="background1"/>
+                <w:sz w:val="18"/>
+                <w:szCs w:val="18"/>
+              </w:rPr>
+              <w:t>控标准</w:t>
+            </w:r>
+            <w:proofErr w:type="gramEnd"/>
           </w:p>
         </w:tc>
       </w:tr>
@@ -9759,7 +10270,27 @@
                 <w:szCs w:val="17"/>
                 <w:lang w:bidi="ar"/>
               </w:rPr>
-              <w:t xml:space="preserve"> and lib_quality_control.lib_dna_qc.dna_qty%}{{lib_quality_control.lib_dna_qc.dna_qty|replace(“.00”,””)}}{%else%}{%endif%}</w:t>
+              <w:t xml:space="preserve"> and lib_quality_control.lib_dna_qc.dna_qty</w:t>
+            </w:r>
+            <w:proofErr w:type="gramStart"/>
+            <w:r>
+              <w:rPr>
+                <w:rFonts w:ascii="思源黑体 CN Normal" w:eastAsia="思源黑体 CN Normal" w:hAnsi="思源黑体 CN Normal" w:cs="思源黑体 CN Light"/>
+                <w:sz w:val="17"/>
+                <w:szCs w:val="17"/>
+                <w:lang w:bidi="ar"/>
+              </w:rPr>
+              <w:t>%}{</w:t>
+            </w:r>
+            <w:proofErr w:type="gramEnd"/>
+            <w:r>
+              <w:rPr>
+                <w:rFonts w:ascii="思源黑体 CN Normal" w:eastAsia="思源黑体 CN Normal" w:hAnsi="思源黑体 CN Normal" w:cs="思源黑体 CN Light"/>
+                <w:sz w:val="17"/>
+                <w:szCs w:val="17"/>
+                <w:lang w:bidi="ar"/>
+              </w:rPr>
+              <w:t>{lib_quality_control.lib_dna_qc.dna_qty|replace(“.00”,””)}}{%else%}{%endif%}</w:t>
             </w:r>
           </w:p>
         </w:tc>
@@ -9966,7 +10497,27 @@
                 <w:szCs w:val="17"/>
                 <w:lang w:bidi="ar"/>
               </w:rPr>
-              <w:t xml:space="preserve"> and lib_quality_control.lib_dna_qc.library_qty%}{{lib_quality_control.lib_dna_qc.library_qty|replace(“.00”,””)}}{%else%}{%endif%}</w:t>
+              <w:t xml:space="preserve"> and lib_quality_control.lib_dna_</w:t>
+            </w:r>
+            <w:proofErr w:type="gramStart"/>
+            <w:r>
+              <w:rPr>
+                <w:rFonts w:ascii="思源黑体 CN Normal" w:eastAsia="思源黑体 CN Normal" w:hAnsi="思源黑体 CN Normal" w:cs="思源黑体 CN Light"/>
+                <w:sz w:val="17"/>
+                <w:szCs w:val="17"/>
+                <w:lang w:bidi="ar"/>
+              </w:rPr>
+              <w:t>qc.library</w:t>
+            </w:r>
+            <w:proofErr w:type="gramEnd"/>
+            <w:r>
+              <w:rPr>
+                <w:rFonts w:ascii="思源黑体 CN Normal" w:eastAsia="思源黑体 CN Normal" w:hAnsi="思源黑体 CN Normal" w:cs="思源黑体 CN Light"/>
+                <w:sz w:val="17"/>
+                <w:szCs w:val="17"/>
+                <w:lang w:bidi="ar"/>
+              </w:rPr>
+              <w:t>_qty%}{{lib_quality_control.lib_dna_qc.library_qty|replace(“.00”,””)}}{%else%}{%endif%}</w:t>
             </w:r>
           </w:p>
         </w:tc>
@@ -10146,7 +10697,25 @@
                 <w:sz w:val="17"/>
                 <w:szCs w:val="17"/>
               </w:rPr>
-              <w:t>{{qc.dna_data_qc.cleandata_q30}}</w:t>
+              <w:t>{{qc.dna_data_</w:t>
+            </w:r>
+            <w:proofErr w:type="gramStart"/>
+            <w:r>
+              <w:rPr>
+                <w:rFonts w:ascii="思源黑体 CN Normal" w:eastAsia="思源黑体 CN Normal" w:hAnsi="思源黑体 CN Normal"/>
+                <w:sz w:val="17"/>
+                <w:szCs w:val="17"/>
+              </w:rPr>
+              <w:t>qc.cleandata</w:t>
+            </w:r>
+            <w:proofErr w:type="gramEnd"/>
+            <w:r>
+              <w:rPr>
+                <w:rFonts w:ascii="思源黑体 CN Normal" w:eastAsia="思源黑体 CN Normal" w:hAnsi="思源黑体 CN Normal"/>
+                <w:sz w:val="17"/>
+                <w:szCs w:val="17"/>
+              </w:rPr>
+              <w:t>_q30}}</w:t>
             </w:r>
           </w:p>
         </w:tc>
@@ -10295,7 +10864,25 @@
                 <w:sz w:val="17"/>
                 <w:szCs w:val="17"/>
               </w:rPr>
-              <w:t>qc.dna_data_qc.mapping_ratio</w:t>
+              <w:t>qc.dna_data_</w:t>
+            </w:r>
+            <w:proofErr w:type="gramStart"/>
+            <w:r>
+              <w:rPr>
+                <w:rFonts w:ascii="思源黑体 CN Normal" w:eastAsia="思源黑体 CN Normal" w:hAnsi="思源黑体 CN Normal"/>
+                <w:sz w:val="17"/>
+                <w:szCs w:val="17"/>
+              </w:rPr>
+              <w:t>qc.mapping</w:t>
+            </w:r>
+            <w:proofErr w:type="gramEnd"/>
+            <w:r>
+              <w:rPr>
+                <w:rFonts w:ascii="思源黑体 CN Normal" w:eastAsia="思源黑体 CN Normal" w:hAnsi="思源黑体 CN Normal"/>
+                <w:sz w:val="17"/>
+                <w:szCs w:val="17"/>
+              </w:rPr>
+              <w:t>_ratio</w:t>
             </w:r>
             <w:proofErr w:type="spellEnd"/>
             <w:r>
@@ -10453,7 +11040,25 @@
                 <w:sz w:val="17"/>
                 <w:szCs w:val="17"/>
               </w:rPr>
-              <w:t>qc.dna_data_qc.cover_ratio</w:t>
+              <w:t>qc.dna_data_</w:t>
+            </w:r>
+            <w:proofErr w:type="gramStart"/>
+            <w:r>
+              <w:rPr>
+                <w:rFonts w:ascii="思源黑体 CN Normal" w:eastAsia="思源黑体 CN Normal" w:hAnsi="思源黑体 CN Normal"/>
+                <w:sz w:val="17"/>
+                <w:szCs w:val="17"/>
+              </w:rPr>
+              <w:t>qc.cover</w:t>
+            </w:r>
+            <w:proofErr w:type="gramEnd"/>
+            <w:r>
+              <w:rPr>
+                <w:rFonts w:ascii="思源黑体 CN Normal" w:eastAsia="思源黑体 CN Normal" w:hAnsi="思源黑体 CN Normal"/>
+                <w:sz w:val="17"/>
+                <w:szCs w:val="17"/>
+              </w:rPr>
+              <w:t>_ratio</w:t>
             </w:r>
             <w:proofErr w:type="spellEnd"/>
             <w:r>
@@ -10559,7 +11164,27 @@
                 <w:szCs w:val="17"/>
                 <w:lang w:bidi="ar"/>
               </w:rPr>
-              <w:t>均一性</w:t>
+              <w:t>均</w:t>
+            </w:r>
+            <w:proofErr w:type="gramStart"/>
+            <w:r>
+              <w:rPr>
+                <w:rFonts w:ascii="思源黑体 CN Normal" w:eastAsia="思源黑体 CN Normal" w:hAnsi="思源黑体 CN Normal" w:cs="思源黑体 CN Light" w:hint="eastAsia"/>
+                <w:sz w:val="17"/>
+                <w:szCs w:val="17"/>
+                <w:lang w:bidi="ar"/>
+              </w:rPr>
+              <w:t>一</w:t>
+            </w:r>
+            <w:proofErr w:type="gramEnd"/>
+            <w:r>
+              <w:rPr>
+                <w:rFonts w:ascii="思源黑体 CN Normal" w:eastAsia="思源黑体 CN Normal" w:hAnsi="思源黑体 CN Normal" w:cs="思源黑体 CN Light" w:hint="eastAsia"/>
+                <w:sz w:val="17"/>
+                <w:szCs w:val="17"/>
+                <w:lang w:bidi="ar"/>
+              </w:rPr>
+              <w:t>性</w:t>
             </w:r>
             <w:r>
               <w:rPr>
@@ -10602,7 +11227,25 @@
                 <w:sz w:val="17"/>
                 <w:szCs w:val="17"/>
               </w:rPr>
-              <w:t>{{qc.dna_data_qc.uni20}}</w:t>
+              <w:t>{{qc.dna_data_</w:t>
+            </w:r>
+            <w:proofErr w:type="gramStart"/>
+            <w:r>
+              <w:rPr>
+                <w:rFonts w:ascii="思源黑体 CN Normal" w:eastAsia="思源黑体 CN Normal" w:hAnsi="思源黑体 CN Normal"/>
+                <w:sz w:val="17"/>
+                <w:szCs w:val="17"/>
+              </w:rPr>
+              <w:t>qc.uni</w:t>
+            </w:r>
+            <w:proofErr w:type="gramEnd"/>
+            <w:r>
+              <w:rPr>
+                <w:rFonts w:ascii="思源黑体 CN Normal" w:eastAsia="思源黑体 CN Normal" w:hAnsi="思源黑体 CN Normal"/>
+                <w:sz w:val="17"/>
+                <w:szCs w:val="17"/>
+              </w:rPr>
+              <w:t>20}}</w:t>
             </w:r>
           </w:p>
         </w:tc>
@@ -10760,7 +11403,25 @@
                 <w:sz w:val="17"/>
                 <w:szCs w:val="17"/>
               </w:rPr>
-              <w:t>qc.dna_data_qc.depth_mean</w:t>
+              <w:t>qc.dna_data_</w:t>
+            </w:r>
+            <w:proofErr w:type="gramStart"/>
+            <w:r>
+              <w:rPr>
+                <w:rFonts w:ascii="思源黑体 CN Normal" w:eastAsia="思源黑体 CN Normal" w:hAnsi="思源黑体 CN Normal"/>
+                <w:sz w:val="17"/>
+                <w:szCs w:val="17"/>
+              </w:rPr>
+              <w:t>qc.depth</w:t>
+            </w:r>
+            <w:proofErr w:type="gramEnd"/>
+            <w:r>
+              <w:rPr>
+                <w:rFonts w:ascii="思源黑体 CN Normal" w:eastAsia="思源黑体 CN Normal" w:hAnsi="思源黑体 CN Normal"/>
+                <w:sz w:val="17"/>
+                <w:szCs w:val="17"/>
+              </w:rPr>
+              <w:t>_mean</w:t>
             </w:r>
             <w:proofErr w:type="spellEnd"/>
             <w:r>
@@ -10928,7 +11589,25 @@
                 <w:sz w:val="17"/>
                 <w:szCs w:val="17"/>
               </w:rPr>
-              <w:t>qc.dna_data_qc.depth_ssbc</w:t>
+              <w:t>qc.dna_data_</w:t>
+            </w:r>
+            <w:proofErr w:type="gramStart"/>
+            <w:r>
+              <w:rPr>
+                <w:rFonts w:ascii="思源黑体 CN Normal" w:eastAsia="思源黑体 CN Normal" w:hAnsi="思源黑体 CN Normal"/>
+                <w:sz w:val="17"/>
+                <w:szCs w:val="17"/>
+              </w:rPr>
+              <w:t>qc.depth</w:t>
+            </w:r>
+            <w:proofErr w:type="gramEnd"/>
+            <w:r>
+              <w:rPr>
+                <w:rFonts w:ascii="思源黑体 CN Normal" w:eastAsia="思源黑体 CN Normal" w:hAnsi="思源黑体 CN Normal"/>
+                <w:sz w:val="17"/>
+                <w:szCs w:val="17"/>
+              </w:rPr>
+              <w:t>_ssbc</w:t>
             </w:r>
             <w:proofErr w:type="spellEnd"/>
             <w:r>
@@ -11074,7 +11753,25 @@
                 <w:sz w:val="17"/>
                 <w:szCs w:val="17"/>
               </w:rPr>
-              <w:t xml:space="preserve">{%p if qc.dna_data_qc.cleandata_q30_num &gt;= 0.75 and </w:t>
+              <w:t>{%p if qc.dna_data_</w:t>
+            </w:r>
+            <w:proofErr w:type="gramStart"/>
+            <w:r>
+              <w:rPr>
+                <w:rFonts w:ascii="思源黑体 CN Normal" w:eastAsia="思源黑体 CN Normal" w:hAnsi="思源黑体 CN Normal"/>
+                <w:sz w:val="17"/>
+                <w:szCs w:val="17"/>
+              </w:rPr>
+              <w:t>qc.cleandata</w:t>
+            </w:r>
+            <w:proofErr w:type="gramEnd"/>
+            <w:r>
+              <w:rPr>
+                <w:rFonts w:ascii="思源黑体 CN Normal" w:eastAsia="思源黑体 CN Normal" w:hAnsi="思源黑体 CN Normal"/>
+                <w:sz w:val="17"/>
+                <w:szCs w:val="17"/>
+              </w:rPr>
+              <w:t xml:space="preserve">_q30_num &gt;= 0.75 and </w:t>
             </w:r>
             <w:proofErr w:type="spellStart"/>
             <w:r>
@@ -11175,7 +11872,25 @@
                 <w:sz w:val="17"/>
                 <w:szCs w:val="17"/>
               </w:rPr>
-              <w:t>lib_quality_control.lib_dna_qc.library_qty</w:t>
+              <w:t>lib_quality_control.lib_dna_</w:t>
+            </w:r>
+            <w:proofErr w:type="gramStart"/>
+            <w:r>
+              <w:rPr>
+                <w:rFonts w:ascii="思源黑体 CN Normal" w:eastAsia="思源黑体 CN Normal" w:hAnsi="思源黑体 CN Normal"/>
+                <w:sz w:val="17"/>
+                <w:szCs w:val="17"/>
+              </w:rPr>
+              <w:t>qc.library</w:t>
+            </w:r>
+            <w:proofErr w:type="gramEnd"/>
+            <w:r>
+              <w:rPr>
+                <w:rFonts w:ascii="思源黑体 CN Normal" w:eastAsia="思源黑体 CN Normal" w:hAnsi="思源黑体 CN Normal"/>
+                <w:sz w:val="17"/>
+                <w:szCs w:val="17"/>
+              </w:rPr>
+              <w:t>_qty</w:t>
             </w:r>
             <w:proofErr w:type="spellEnd"/>
             <w:r>
@@ -11280,7 +11995,26 @@
                 <w:sz w:val="17"/>
                 <w:szCs w:val="17"/>
               </w:rPr>
-              <w:t>合格（质控项有缺失，请补齐数据后自行评估）</w:t>
+              <w:lastRenderedPageBreak/>
+              <w:t>合格（</w:t>
+            </w:r>
+            <w:proofErr w:type="gramStart"/>
+            <w:r>
+              <w:rPr>
+                <w:rFonts w:ascii="思源黑体 CN Normal" w:eastAsia="思源黑体 CN Normal" w:hAnsi="思源黑体 CN Normal" w:hint="eastAsia"/>
+                <w:sz w:val="17"/>
+                <w:szCs w:val="17"/>
+              </w:rPr>
+              <w:t>质控项有</w:t>
+            </w:r>
+            <w:proofErr w:type="gramEnd"/>
+            <w:r>
+              <w:rPr>
+                <w:rFonts w:ascii="思源黑体 CN Normal" w:eastAsia="思源黑体 CN Normal" w:hAnsi="思源黑体 CN Normal" w:hint="eastAsia"/>
+                <w:sz w:val="17"/>
+                <w:szCs w:val="17"/>
+              </w:rPr>
+              <w:t>缺失，请补齐数据后自行评估）</w:t>
             </w:r>
           </w:p>
           <w:p>
@@ -11546,8 +12280,25 @@
           <w:sz w:val="16"/>
           <w:szCs w:val="16"/>
         </w:rPr>
-        <w:lastRenderedPageBreak/>
-        <w:t>覆盖度：检测到的区域占目标区域的比例；</w:t>
+        <w:t>覆盖度：检测到的区域</w:t>
+      </w:r>
+      <w:proofErr w:type="gramStart"/>
+      <w:r>
+        <w:rPr>
+          <w:rFonts w:ascii="思源黑体 CN Normal" w:eastAsia="思源黑体 CN Normal" w:hAnsi="思源黑体 CN Normal" w:hint="eastAsia"/>
+          <w:sz w:val="16"/>
+          <w:szCs w:val="16"/>
+        </w:rPr>
+        <w:t>占目标</w:t>
+      </w:r>
+      <w:proofErr w:type="gramEnd"/>
+      <w:r>
+        <w:rPr>
+          <w:rFonts w:ascii="思源黑体 CN Normal" w:eastAsia="思源黑体 CN Normal" w:hAnsi="思源黑体 CN Normal" w:hint="eastAsia"/>
+          <w:sz w:val="16"/>
+          <w:szCs w:val="16"/>
+        </w:rPr>
+        <w:t>区域的比例；</w:t>
       </w:r>
     </w:p>
     <w:p>
@@ -11573,7 +12324,25 @@
           <w:sz w:val="16"/>
           <w:szCs w:val="16"/>
         </w:rPr>
-        <w:t>均一性：</w:t>
+        <w:t>均</w:t>
+      </w:r>
+      <w:proofErr w:type="gramStart"/>
+      <w:r>
+        <w:rPr>
+          <w:rFonts w:ascii="思源黑体 CN Normal" w:eastAsia="思源黑体 CN Normal" w:hAnsi="思源黑体 CN Normal" w:hint="eastAsia"/>
+          <w:sz w:val="16"/>
+          <w:szCs w:val="16"/>
+        </w:rPr>
+        <w:t>一</w:t>
+      </w:r>
+      <w:proofErr w:type="gramEnd"/>
+      <w:r>
+        <w:rPr>
+          <w:rFonts w:ascii="思源黑体 CN Normal" w:eastAsia="思源黑体 CN Normal" w:hAnsi="思源黑体 CN Normal" w:hint="eastAsia"/>
+          <w:sz w:val="16"/>
+          <w:szCs w:val="16"/>
+        </w:rPr>
+        <w:t>性：</w:t>
       </w:r>
       <w:r>
         <w:rPr>
@@ -11692,7 +12461,25 @@
           <w:sz w:val="16"/>
           <w:szCs w:val="16"/>
         </w:rPr>
-        <w:t>平均有效深度）进行综合评估，判断质控是否合格。</w:t>
+        <w:t>平均有效深度）进行综合评估，判断质</w:t>
+      </w:r>
+      <w:proofErr w:type="gramStart"/>
+      <w:r>
+        <w:rPr>
+          <w:rFonts w:ascii="思源黑体 CN Normal" w:eastAsia="思源黑体 CN Normal" w:hAnsi="思源黑体 CN Normal"/>
+          <w:sz w:val="16"/>
+          <w:szCs w:val="16"/>
+        </w:rPr>
+        <w:t>控是否</w:t>
+      </w:r>
+      <w:proofErr w:type="gramEnd"/>
+      <w:r>
+        <w:rPr>
+          <w:rFonts w:ascii="思源黑体 CN Normal" w:eastAsia="思源黑体 CN Normal" w:hAnsi="思源黑体 CN Normal"/>
+          <w:sz w:val="16"/>
+          <w:szCs w:val="16"/>
+        </w:rPr>
+        <w:t>合格。</w:t>
       </w:r>
       <w:r>
         <w:rPr>
@@ -12235,7 +13022,25 @@
           <w:sz w:val="18"/>
           <w:szCs w:val="18"/>
         </w:rPr>
-        <w:t>专家组发布的特殊基因变异解读指南，遗传变异分为5个等级：致病性、疑似致病性、意义不明确、疑似良性、良性。</w:t>
+        <w:t>专家</w:t>
+      </w:r>
+      <w:proofErr w:type="gramStart"/>
+      <w:r>
+        <w:rPr>
+          <w:rFonts w:ascii="思源黑体 CN Normal" w:eastAsia="思源黑体 CN Normal" w:hAnsi="思源黑体 CN Normal"/>
+          <w:sz w:val="18"/>
+          <w:szCs w:val="18"/>
+        </w:rPr>
+        <w:t>组发布</w:t>
+      </w:r>
+      <w:proofErr w:type="gramEnd"/>
+      <w:r>
+        <w:rPr>
+          <w:rFonts w:ascii="思源黑体 CN Normal" w:eastAsia="思源黑体 CN Normal" w:hAnsi="思源黑体 CN Normal"/>
+          <w:sz w:val="18"/>
+          <w:szCs w:val="18"/>
+        </w:rPr>
+        <w:t>的特殊基因变异解读指南，遗传变异分为5个等级：致病性、疑似致病性、意义不明确、疑似良性、良性。</w:t>
       </w:r>
     </w:p>
     <w:p>
@@ -12692,7 +13497,27 @@
                 <w:sz w:val="16"/>
                 <w:szCs w:val="16"/>
               </w:rPr>
-              <w:t>FDA、NMPA获批用于患者肿瘤治疗有响应或耐药的生物标志物</w:t>
+              <w:t>FDA、NMPA获</w:t>
+            </w:r>
+            <w:proofErr w:type="gramStart"/>
+            <w:r>
+              <w:rPr>
+                <w:rFonts w:ascii="思源黑体 CN Normal" w:eastAsia="思源黑体 CN Normal" w:hAnsi="思源黑体 CN Normal" w:cs="思源黑体 CN Light" w:hint="eastAsia"/>
+                <w:color w:val="000000" w:themeColor="text1"/>
+                <w:sz w:val="16"/>
+                <w:szCs w:val="16"/>
+              </w:rPr>
+              <w:t>批用于</w:t>
+            </w:r>
+            <w:proofErr w:type="gramEnd"/>
+            <w:r>
+              <w:rPr>
+                <w:rFonts w:ascii="思源黑体 CN Normal" w:eastAsia="思源黑体 CN Normal" w:hAnsi="思源黑体 CN Normal" w:cs="思源黑体 CN Light" w:hint="eastAsia"/>
+                <w:color w:val="000000" w:themeColor="text1"/>
+                <w:sz w:val="16"/>
+                <w:szCs w:val="16"/>
+              </w:rPr>
+              <w:t>患者肿瘤治疗有响应或耐药的生物标志物</w:t>
             </w:r>
           </w:p>
         </w:tc>
@@ -13211,7 +14036,27 @@
                 <w:sz w:val="16"/>
                 <w:szCs w:val="16"/>
               </w:rPr>
-              <w:t>FDA、NMPA获批用于其他肿瘤治疗有响应或耐药的生物标志物</w:t>
+              <w:t>FDA、NMPA获</w:t>
+            </w:r>
+            <w:proofErr w:type="gramStart"/>
+            <w:r>
+              <w:rPr>
+                <w:rFonts w:ascii="思源黑体 CN Normal" w:eastAsia="思源黑体 CN Normal" w:hAnsi="思源黑体 CN Normal" w:cs="思源黑体 CN Light" w:hint="eastAsia"/>
+                <w:color w:val="000000" w:themeColor="text1"/>
+                <w:sz w:val="16"/>
+                <w:szCs w:val="16"/>
+              </w:rPr>
+              <w:t>批用于</w:t>
+            </w:r>
+            <w:proofErr w:type="gramEnd"/>
+            <w:r>
+              <w:rPr>
+                <w:rFonts w:ascii="思源黑体 CN Normal" w:eastAsia="思源黑体 CN Normal" w:hAnsi="思源黑体 CN Normal" w:cs="思源黑体 CN Light" w:hint="eastAsia"/>
+                <w:color w:val="000000" w:themeColor="text1"/>
+                <w:sz w:val="16"/>
+                <w:szCs w:val="16"/>
+              </w:rPr>
+              <w:t>其他肿瘤治疗有响应或耐药的生物标志物</w:t>
             </w:r>
           </w:p>
         </w:tc>
@@ -13586,7 +14431,27 @@
                 <w:sz w:val="16"/>
                 <w:szCs w:val="16"/>
               </w:rPr>
-              <w:t>临床前硏究表明具有潜在治疗意义的生物标志物</w:t>
+              <w:t>临床前硏</w:t>
+            </w:r>
+            <w:proofErr w:type="gramStart"/>
+            <w:r>
+              <w:rPr>
+                <w:rFonts w:ascii="思源黑体 CN Normal" w:eastAsia="思源黑体 CN Normal" w:hAnsi="思源黑体 CN Normal" w:cs="思源黑体 CN Light" w:hint="eastAsia"/>
+                <w:color w:val="000000" w:themeColor="text1"/>
+                <w:sz w:val="16"/>
+                <w:szCs w:val="16"/>
+              </w:rPr>
+              <w:t>究表明</w:t>
+            </w:r>
+            <w:proofErr w:type="gramEnd"/>
+            <w:r>
+              <w:rPr>
+                <w:rFonts w:ascii="思源黑体 CN Normal" w:eastAsia="思源黑体 CN Normal" w:hAnsi="思源黑体 CN Normal" w:cs="思源黑体 CN Light" w:hint="eastAsia"/>
+                <w:color w:val="000000" w:themeColor="text1"/>
+                <w:sz w:val="16"/>
+                <w:szCs w:val="16"/>
+              </w:rPr>
+              <w:t>具有潜在治疗意义的生物标志物</w:t>
             </w:r>
           </w:p>
         </w:tc>
@@ -14724,7 +15589,25 @@
           <w:sz w:val="16"/>
           <w:szCs w:val="16"/>
         </w:rPr>
-        <w:t>NCCN Clinical Practice Guidelines in Oncology-Colon Cancer. (version 4.2023)[EB/OL]. http://www.nccn.org</w:t>
+        <w:t xml:space="preserve">NCCN Clinical Practice Guidelines in Oncology-Colon Cancer. (version </w:t>
+      </w:r>
+      <w:proofErr w:type="gramStart"/>
+      <w:r>
+        <w:rPr>
+          <w:rFonts w:ascii="思源黑体 CN Normal" w:eastAsia="思源黑体 CN Normal" w:hAnsi="思源黑体 CN Normal"/>
+          <w:sz w:val="16"/>
+          <w:szCs w:val="16"/>
+        </w:rPr>
+        <w:t>4.2023)[</w:t>
+      </w:r>
+      <w:proofErr w:type="gramEnd"/>
+      <w:r>
+        <w:rPr>
+          <w:rFonts w:ascii="思源黑体 CN Normal" w:eastAsia="思源黑体 CN Normal" w:hAnsi="思源黑体 CN Normal"/>
+          <w:sz w:val="16"/>
+          <w:szCs w:val="16"/>
+        </w:rPr>
+        <w:t>EB/OL]. http://www.nccn.org</w:t>
       </w:r>
     </w:p>
     <w:p>
@@ -14750,7 +15633,25 @@
           <w:sz w:val="16"/>
           <w:szCs w:val="16"/>
         </w:rPr>
-        <w:t>NCCN Clinical Practice Guidelines in Oncology-Uterine Neoplasms. (version 1.2024)[EB/OL]. http://www.nccn.org</w:t>
+        <w:t xml:space="preserve">NCCN Clinical Practice Guidelines in Oncology-Uterine Neoplasms. (version </w:t>
+      </w:r>
+      <w:proofErr w:type="gramStart"/>
+      <w:r>
+        <w:rPr>
+          <w:rFonts w:ascii="思源黑体 CN Normal" w:eastAsia="思源黑体 CN Normal" w:hAnsi="思源黑体 CN Normal"/>
+          <w:sz w:val="16"/>
+          <w:szCs w:val="16"/>
+        </w:rPr>
+        <w:t>1.2024)[</w:t>
+      </w:r>
+      <w:proofErr w:type="gramEnd"/>
+      <w:r>
+        <w:rPr>
+          <w:rFonts w:ascii="思源黑体 CN Normal" w:eastAsia="思源黑体 CN Normal" w:hAnsi="思源黑体 CN Normal"/>
+          <w:sz w:val="16"/>
+          <w:szCs w:val="16"/>
+        </w:rPr>
+        <w:t>EB/OL]. http://www.nccn.org</w:t>
       </w:r>
     </w:p>
     <w:p>
@@ -14846,7 +15747,187 @@
           <w:sz w:val="16"/>
           <w:szCs w:val="16"/>
         </w:rPr>
-        <w:t>, 沈亦平, 邬玲仟, 陈少科, 陈子江, 方向东, 傅松滨, 龚瑶琴, 黄国英, 黄国宁, 黄荷凤, 黄山, 郝晓柯 12, 冀小平, 李红, 梁波, 廖灿, 乔杰, 苏海翔, 魏军, 王磊, 王树玉, 王晓红, 邢清和, 徐湘民, 袁慧军, 杨正林, 周从容, 周文浩, 曾勇, 张学军, 黄涛生, 郑茜, 秦胜营, 于世辉, 关静, 王洪阳, 王大勇, 赵立东, 王慧君, 孔令印, 宣黎明, 冒燕, 祝轶君, 徐君玲, 王剑青, 王莉, 赵婷, 秦一丁, 夏滢颖, 樊丽霞, 赵丁丁, 邱浩, 贺林.  遗传变异分类标准与指南[J]. 中国科学：生命科学, 2017, 47(6): 668-688.</w:t>
+        <w:t xml:space="preserve">, 沈亦平, 邬玲仟, 陈少科, 陈子江, 方向东, </w:t>
+      </w:r>
+      <w:proofErr w:type="gramStart"/>
+      <w:r>
+        <w:rPr>
+          <w:rFonts w:ascii="思源黑体 CN Normal" w:eastAsia="思源黑体 CN Normal" w:hAnsi="思源黑体 CN Normal"/>
+          <w:sz w:val="16"/>
+          <w:szCs w:val="16"/>
+        </w:rPr>
+        <w:t>傅松滨</w:t>
+      </w:r>
+      <w:proofErr w:type="gramEnd"/>
+      <w:r>
+        <w:rPr>
+          <w:rFonts w:ascii="思源黑体 CN Normal" w:eastAsia="思源黑体 CN Normal" w:hAnsi="思源黑体 CN Normal"/>
+          <w:sz w:val="16"/>
+          <w:szCs w:val="16"/>
+        </w:rPr>
+        <w:t xml:space="preserve">, 龚瑶琴, 黄国英, </w:t>
+      </w:r>
+      <w:proofErr w:type="gramStart"/>
+      <w:r>
+        <w:rPr>
+          <w:rFonts w:ascii="思源黑体 CN Normal" w:eastAsia="思源黑体 CN Normal" w:hAnsi="思源黑体 CN Normal"/>
+          <w:sz w:val="16"/>
+          <w:szCs w:val="16"/>
+        </w:rPr>
+        <w:t>黄国宁</w:t>
+      </w:r>
+      <w:proofErr w:type="gramEnd"/>
+      <w:r>
+        <w:rPr>
+          <w:rFonts w:ascii="思源黑体 CN Normal" w:eastAsia="思源黑体 CN Normal" w:hAnsi="思源黑体 CN Normal"/>
+          <w:sz w:val="16"/>
+          <w:szCs w:val="16"/>
+        </w:rPr>
+        <w:t xml:space="preserve">, </w:t>
+      </w:r>
+      <w:proofErr w:type="gramStart"/>
+      <w:r>
+        <w:rPr>
+          <w:rFonts w:ascii="思源黑体 CN Normal" w:eastAsia="思源黑体 CN Normal" w:hAnsi="思源黑体 CN Normal"/>
+          <w:sz w:val="16"/>
+          <w:szCs w:val="16"/>
+        </w:rPr>
+        <w:t>黄荷凤</w:t>
+      </w:r>
+      <w:proofErr w:type="gramEnd"/>
+      <w:r>
+        <w:rPr>
+          <w:rFonts w:ascii="思源黑体 CN Normal" w:eastAsia="思源黑体 CN Normal" w:hAnsi="思源黑体 CN Normal"/>
+          <w:sz w:val="16"/>
+          <w:szCs w:val="16"/>
+        </w:rPr>
+        <w:t xml:space="preserve">, 黄山, 郝晓柯 12, 冀小平, 李红, 梁波, 廖灿, </w:t>
+      </w:r>
+      <w:proofErr w:type="gramStart"/>
+      <w:r>
+        <w:rPr>
+          <w:rFonts w:ascii="思源黑体 CN Normal" w:eastAsia="思源黑体 CN Normal" w:hAnsi="思源黑体 CN Normal"/>
+          <w:sz w:val="16"/>
+          <w:szCs w:val="16"/>
+        </w:rPr>
+        <w:t>乔杰</w:t>
+      </w:r>
+      <w:proofErr w:type="gramEnd"/>
+      <w:r>
+        <w:rPr>
+          <w:rFonts w:ascii="思源黑体 CN Normal" w:eastAsia="思源黑体 CN Normal" w:hAnsi="思源黑体 CN Normal"/>
+          <w:sz w:val="16"/>
+          <w:szCs w:val="16"/>
+        </w:rPr>
+        <w:t xml:space="preserve">, </w:t>
+      </w:r>
+      <w:proofErr w:type="gramStart"/>
+      <w:r>
+        <w:rPr>
+          <w:rFonts w:ascii="思源黑体 CN Normal" w:eastAsia="思源黑体 CN Normal" w:hAnsi="思源黑体 CN Normal"/>
+          <w:sz w:val="16"/>
+          <w:szCs w:val="16"/>
+        </w:rPr>
+        <w:t>苏海翔</w:t>
+      </w:r>
+      <w:proofErr w:type="gramEnd"/>
+      <w:r>
+        <w:rPr>
+          <w:rFonts w:ascii="思源黑体 CN Normal" w:eastAsia="思源黑体 CN Normal" w:hAnsi="思源黑体 CN Normal"/>
+          <w:sz w:val="16"/>
+          <w:szCs w:val="16"/>
+        </w:rPr>
+        <w:t xml:space="preserve">, 魏军, 王磊, 王树玉, 王晓红, 邢清和, 徐湘民, 袁慧军, 杨正林, 周从容, 周文浩, 曾勇, 张学军, </w:t>
+      </w:r>
+      <w:proofErr w:type="gramStart"/>
+      <w:r>
+        <w:rPr>
+          <w:rFonts w:ascii="思源黑体 CN Normal" w:eastAsia="思源黑体 CN Normal" w:hAnsi="思源黑体 CN Normal"/>
+          <w:sz w:val="16"/>
+          <w:szCs w:val="16"/>
+        </w:rPr>
+        <w:t>黄涛生</w:t>
+      </w:r>
+      <w:proofErr w:type="gramEnd"/>
+      <w:r>
+        <w:rPr>
+          <w:rFonts w:ascii="思源黑体 CN Normal" w:eastAsia="思源黑体 CN Normal" w:hAnsi="思源黑体 CN Normal"/>
+          <w:sz w:val="16"/>
+          <w:szCs w:val="16"/>
+        </w:rPr>
+        <w:t xml:space="preserve">, 郑茜, </w:t>
+      </w:r>
+      <w:proofErr w:type="gramStart"/>
+      <w:r>
+        <w:rPr>
+          <w:rFonts w:ascii="思源黑体 CN Normal" w:eastAsia="思源黑体 CN Normal" w:hAnsi="思源黑体 CN Normal"/>
+          <w:sz w:val="16"/>
+          <w:szCs w:val="16"/>
+        </w:rPr>
+        <w:t>秦胜营</w:t>
+      </w:r>
+      <w:proofErr w:type="gramEnd"/>
+      <w:r>
+        <w:rPr>
+          <w:rFonts w:ascii="思源黑体 CN Normal" w:eastAsia="思源黑体 CN Normal" w:hAnsi="思源黑体 CN Normal"/>
+          <w:sz w:val="16"/>
+          <w:szCs w:val="16"/>
+        </w:rPr>
+        <w:t xml:space="preserve">, 于世辉, 关静, 王洪阳, 王大勇, 赵立东, 王慧君, </w:t>
+      </w:r>
+      <w:proofErr w:type="gramStart"/>
+      <w:r>
+        <w:rPr>
+          <w:rFonts w:ascii="思源黑体 CN Normal" w:eastAsia="思源黑体 CN Normal" w:hAnsi="思源黑体 CN Normal"/>
+          <w:sz w:val="16"/>
+          <w:szCs w:val="16"/>
+        </w:rPr>
+        <w:t>孔令印</w:t>
+      </w:r>
+      <w:proofErr w:type="gramEnd"/>
+      <w:r>
+        <w:rPr>
+          <w:rFonts w:ascii="思源黑体 CN Normal" w:eastAsia="思源黑体 CN Normal" w:hAnsi="思源黑体 CN Normal"/>
+          <w:sz w:val="16"/>
+          <w:szCs w:val="16"/>
+        </w:rPr>
+        <w:t xml:space="preserve">, 宣黎明, </w:t>
+      </w:r>
+      <w:proofErr w:type="gramStart"/>
+      <w:r>
+        <w:rPr>
+          <w:rFonts w:ascii="思源黑体 CN Normal" w:eastAsia="思源黑体 CN Normal" w:hAnsi="思源黑体 CN Normal"/>
+          <w:sz w:val="16"/>
+          <w:szCs w:val="16"/>
+        </w:rPr>
+        <w:t>冒燕</w:t>
+      </w:r>
+      <w:proofErr w:type="gramEnd"/>
+      <w:r>
+        <w:rPr>
+          <w:rFonts w:ascii="思源黑体 CN Normal" w:eastAsia="思源黑体 CN Normal" w:hAnsi="思源黑体 CN Normal"/>
+          <w:sz w:val="16"/>
+          <w:szCs w:val="16"/>
+        </w:rPr>
+        <w:t xml:space="preserve">, 祝轶君, </w:t>
+      </w:r>
+      <w:proofErr w:type="gramStart"/>
+      <w:r>
+        <w:rPr>
+          <w:rFonts w:ascii="思源黑体 CN Normal" w:eastAsia="思源黑体 CN Normal" w:hAnsi="思源黑体 CN Normal"/>
+          <w:sz w:val="16"/>
+          <w:szCs w:val="16"/>
+        </w:rPr>
+        <w:t>徐君玲</w:t>
+      </w:r>
+      <w:proofErr w:type="gramEnd"/>
+      <w:r>
+        <w:rPr>
+          <w:rFonts w:ascii="思源黑体 CN Normal" w:eastAsia="思源黑体 CN Normal" w:hAnsi="思源黑体 CN Normal"/>
+          <w:sz w:val="16"/>
+          <w:szCs w:val="16"/>
+        </w:rPr>
+        <w:t>, 王剑青, 王莉, 赵婷, 秦一丁, 夏滢颖, 樊丽霞, 赵丁丁, 邱浩, 贺林.  遗传变异分类标准与指南[J]. 中国科学：生命科学, 2017, 47(6): 668-688.</w:t>
       </w:r>
     </w:p>
     <w:p>
@@ -14875,6 +15956,7 @@
         <w:t>{%p for a in (</w:t>
       </w:r>
       <w:proofErr w:type="spellStart"/>
+      <w:proofErr w:type="gramStart"/>
       <w:r>
         <w:rPr>
           <w:rFonts w:ascii="思源黑体 CN Normal" w:eastAsia="思源黑体 CN Normal" w:hAnsi="思源黑体 CN Normal"/>
@@ -14884,6 +15966,7 @@
         <w:t>refer.fixed</w:t>
       </w:r>
       <w:proofErr w:type="spellEnd"/>
+      <w:proofErr w:type="gramEnd"/>
       <w:r>
         <w:rPr>
           <w:rFonts w:ascii="思源黑体 CN Normal" w:eastAsia="思源黑体 CN Normal" w:hAnsi="思源黑体 CN Normal"/>
@@ -15326,7 +16409,25 @@
           <w:sz w:val="18"/>
           <w:szCs w:val="18"/>
         </w:rPr>
-        <w:t>是最主要的相关基因，其胚系突变占所有Lynch综合征基因突变的80%~90%。同时，</w:t>
+        <w:t>是最主要的相关基因，其胚系</w:t>
+      </w:r>
+      <w:proofErr w:type="gramStart"/>
+      <w:r>
+        <w:rPr>
+          <w:rFonts w:ascii="思源黑体 CN Normal" w:eastAsia="思源黑体 CN Normal" w:hAnsi="思源黑体 CN Normal" w:cs="思源黑体 CN Light" w:hint="eastAsia"/>
+          <w:sz w:val="18"/>
+          <w:szCs w:val="18"/>
+        </w:rPr>
+        <w:t>突变占</w:t>
+      </w:r>
+      <w:proofErr w:type="gramEnd"/>
+      <w:r>
+        <w:rPr>
+          <w:rFonts w:ascii="思源黑体 CN Normal" w:eastAsia="思源黑体 CN Normal" w:hAnsi="思源黑体 CN Normal" w:cs="思源黑体 CN Light" w:hint="eastAsia"/>
+          <w:sz w:val="18"/>
+          <w:szCs w:val="18"/>
+        </w:rPr>
+        <w:t>所有Lynch综合征基因突变的80%~90%。同时，</w:t>
       </w:r>
       <w:r>
         <w:rPr>
@@ -15524,7 +16625,25 @@
           <w:sz w:val="18"/>
           <w:szCs w:val="18"/>
         </w:rPr>
-        <w:t>）的表型，仍归于低级别腺癌，通常预后较好。</w:t>
+        <w:t>）的表型，仍</w:t>
+      </w:r>
+      <w:proofErr w:type="gramStart"/>
+      <w:r>
+        <w:rPr>
+          <w:rFonts w:ascii="思源黑体 CN Normal" w:eastAsia="思源黑体 CN Normal" w:hAnsi="思源黑体 CN Normal" w:cs="思源黑体 CN Light" w:hint="eastAsia"/>
+          <w:sz w:val="18"/>
+          <w:szCs w:val="18"/>
+        </w:rPr>
+        <w:t>归于低</w:t>
+      </w:r>
+      <w:proofErr w:type="gramEnd"/>
+      <w:r>
+        <w:rPr>
+          <w:rFonts w:ascii="思源黑体 CN Normal" w:eastAsia="思源黑体 CN Normal" w:hAnsi="思源黑体 CN Normal" w:cs="思源黑体 CN Light" w:hint="eastAsia"/>
+          <w:sz w:val="18"/>
+          <w:szCs w:val="18"/>
+        </w:rPr>
+        <w:t>级别腺癌，通常预后较好。</w:t>
       </w:r>
     </w:p>
     <w:p>
@@ -15928,13 +17047,23 @@
         </w:rPr>
         <w:t xml:space="preserve">. </w:t>
       </w:r>
+      <w:proofErr w:type="gramStart"/>
       <w:r>
         <w:rPr>
           <w:rFonts w:ascii="思源黑体 CN Normal" w:eastAsia="思源黑体 CN Normal" w:hAnsi="思源黑体 CN Normal" w:cs="思源黑体 CN Light" w:hint="eastAsia"/>
           <w:sz w:val="18"/>
           <w:szCs w:val="18"/>
         </w:rPr>
-        <w:t>孕产前遗传学诊断：</w:t>
+        <w:t>孕</w:t>
+      </w:r>
+      <w:proofErr w:type="gramEnd"/>
+      <w:r>
+        <w:rPr>
+          <w:rFonts w:ascii="思源黑体 CN Normal" w:eastAsia="思源黑体 CN Normal" w:hAnsi="思源黑体 CN Normal" w:cs="思源黑体 CN Light" w:hint="eastAsia"/>
+          <w:sz w:val="18"/>
+          <w:szCs w:val="18"/>
+        </w:rPr>
+        <w:t>产前遗传学诊断：</w:t>
       </w:r>
     </w:p>
     <w:p>
@@ -16210,7 +17339,27 @@
                 <w:sz w:val="18"/>
                 <w:szCs w:val="18"/>
               </w:rPr>
-              <w:t>基因属于抑癌基因，编码上皮细胞黏附分子，是一种介导细胞间黏附、调节细胞增殖和分化的糖蛋白（PMID: 23618806）。</w:t>
+              <w:t>基因属于抑癌基因，编码上皮细胞黏附分子，是一种</w:t>
+            </w:r>
+            <w:proofErr w:type="gramStart"/>
+            <w:r>
+              <w:rPr>
+                <w:rFonts w:ascii="思源黑体 CN Normal" w:eastAsia="思源黑体 CN Normal" w:hAnsi="思源黑体 CN Normal" w:cs="思源黑体 CN Light" w:hint="eastAsia"/>
+                <w:iCs/>
+                <w:sz w:val="18"/>
+                <w:szCs w:val="18"/>
+              </w:rPr>
+              <w:t>介</w:t>
+            </w:r>
+            <w:proofErr w:type="gramEnd"/>
+            <w:r>
+              <w:rPr>
+                <w:rFonts w:ascii="思源黑体 CN Normal" w:eastAsia="思源黑体 CN Normal" w:hAnsi="思源黑体 CN Normal" w:cs="思源黑体 CN Light" w:hint="eastAsia"/>
+                <w:iCs/>
+                <w:sz w:val="18"/>
+                <w:szCs w:val="18"/>
+              </w:rPr>
+              <w:t>导细胞间黏附、调节细胞增殖和分化的糖蛋白（PMID: 23618806）。</w:t>
             </w:r>
             <w:r>
               <w:rPr>
@@ -16983,6 +18132,7 @@
       <w:t>{{</w:t>
     </w:r>
     <w:proofErr w:type="spellStart"/>
+    <w:proofErr w:type="gramStart"/>
     <w:r>
       <w:rPr>
         <w:rFonts w:ascii="Arial" w:hAnsi="Arial"/>
@@ -16991,7 +18141,18 @@
         <w:szCs w:val="23"/>
         <w:lang w:eastAsia="zh-CN"/>
       </w:rPr>
-      <w:t>sample.report_date|replace</w:t>
+      <w:t>sample.report</w:t>
+    </w:r>
+    <w:proofErr w:type="gramEnd"/>
+    <w:r>
+      <w:rPr>
+        <w:rFonts w:ascii="Arial" w:hAnsi="Arial"/>
+        <w:spacing w:val="-1"/>
+        <w:sz w:val="23"/>
+        <w:szCs w:val="23"/>
+        <w:lang w:eastAsia="zh-CN"/>
+      </w:rPr>
+      <w:t>_date|replace</w:t>
     </w:r>
     <w:proofErr w:type="spellEnd"/>
     <w:r>
@@ -17937,6 +19098,7 @@
             <w:t>{{</w:t>
           </w:r>
           <w:proofErr w:type="spellStart"/>
+          <w:proofErr w:type="gramStart"/>
           <w:r>
             <w:rPr>
               <w:rFonts w:cs="微软雅黑"/>
@@ -17948,7 +19110,21 @@
                 <w14:srgbClr w14:val="43B3A5"/>
               </w14:shadow>
             </w:rPr>
-            <w:t>sample.patient_name</w:t>
+            <w:t>sample.patient</w:t>
+          </w:r>
+          <w:proofErr w:type="gramEnd"/>
+          <w:r>
+            <w:rPr>
+              <w:rFonts w:cs="微软雅黑"/>
+              <w:color w:val="4BACC6" w:themeColor="accent5"/>
+              <w:spacing w:val="7"/>
+              <w:sz w:val="24"/>
+              <w:szCs w:val="24"/>
+              <w14:shadow w14:blurRad="50800" w14:dist="50800" w14:dir="5400000" w14:sx="1000" w14:sy="1000" w14:kx="0" w14:ky="0" w14:algn="ctr">
+                <w14:srgbClr w14:val="43B3A5"/>
+              </w14:shadow>
+            </w:rPr>
+            <w:t>_name</w:t>
           </w:r>
           <w:proofErr w:type="spellEnd"/>
           <w:r>
@@ -22395,6 +23571,10 @@
 </file>
 
 <file path=customXml/item1.xml><?xml version="1.0" encoding="utf-8"?>
+<b:Sources xmlns:b="http://schemas.openxmlformats.org/officeDocument/2006/bibliography" xmlns="http://schemas.openxmlformats.org/officeDocument/2006/bibliography" SelectedStyle="\APASixthEditionOfficeOnline.xsl" StyleName="APA" Version="6"/>
+</file>
+
+<file path=customXml/item2.xml><?xml version="1.0" encoding="utf-8"?>
 <s:customData xmlns="http://www.wps.cn/officeDocument/2013/wpsCustomData" xmlns:s="http://www.wps.cn/officeDocument/2013/wpsCustomData">
   <customSectProps>
     <customSectPr/>
@@ -22407,22 +23587,18 @@
 </s:customData>
 </file>
 
-<file path=customXml/item2.xml><?xml version="1.0" encoding="utf-8"?>
-<b:Sources xmlns:b="http://schemas.openxmlformats.org/officeDocument/2006/bibliography" xmlns="http://schemas.openxmlformats.org/officeDocument/2006/bibliography" SelectedStyle="\APASixthEditionOfficeOnline.xsl" StyleName="APA" Version="6"/>
+<file path=customXml/itemProps1.xml><?xml version="1.0" encoding="utf-8"?>
+<ds:datastoreItem xmlns:ds="http://schemas.openxmlformats.org/officeDocument/2006/customXml" ds:itemID="{1404A03D-F8E6-4D88-A787-57D31DB61D74}">
+  <ds:schemaRefs>
+    <ds:schemaRef ds:uri="http://schemas.openxmlformats.org/officeDocument/2006/bibliography"/>
+  </ds:schemaRefs>
+</ds:datastoreItem>
 </file>
 
-<file path=customXml/itemProps1.xml><?xml version="1.0" encoding="utf-8"?>
+<file path=customXml/itemProps2.xml><?xml version="1.0" encoding="utf-8"?>
 <ds:datastoreItem xmlns:ds="http://schemas.openxmlformats.org/officeDocument/2006/customXml" ds:itemID="{B1977F7D-205B-4081-913C-38D41E755F92}">
   <ds:schemaRefs>
     <ds:schemaRef ds:uri="http://www.wps.cn/officeDocument/2013/wpsCustomData"/>
   </ds:schemaRefs>
 </ds:datastoreItem>
-</file>
-
-<file path=customXml/itemProps2.xml><?xml version="1.0" encoding="utf-8"?>
-<ds:datastoreItem xmlns:ds="http://schemas.openxmlformats.org/officeDocument/2006/customXml" ds:itemID="{1404A03D-F8E6-4D88-A787-57D31DB61D74}">
-  <ds:schemaRefs>
-    <ds:schemaRef ds:uri="http://schemas.openxmlformats.org/officeDocument/2006/bibliography"/>
-  </ds:schemaRefs>
-</ds:datastoreItem>
 </file>